--- a/reflection.docx
+++ b/reflection.docx
@@ -1,21 +1,45 @@
 
 <file path=word/document.xml><?xml version="1.0" encoding="utf-8"?>
-<w:document xmlns:wpc="http://schemas.microsoft.com/office/word/2010/wordprocessingCanvas" xmlns:mc="http://schemas.openxmlformats.org/markup-compatibility/2006" xmlns:o="urn:schemas-microsoft-com:office:office" xmlns:r="http://schemas.openxmlformats.org/officeDocument/2006/relationships" xmlns:m="http://schemas.openxmlformats.org/officeDocument/2006/math" xmlns:v="urn:schemas-microsoft-com:vml" xmlns:wp14="http://schemas.microsoft.com/office/word/2010/wordprocessingDrawing" xmlns:wp="http://schemas.openxmlformats.org/drawingml/2006/wordprocessingDrawing" xmlns:w10="urn:schemas-microsoft-com:office:word" xmlns:w="http://schemas.openxmlformats.org/wordprocessingml/2006/main" xmlns:w14="http://schemas.microsoft.com/office/word/2010/wordml" xmlns:w15="http://schemas.microsoft.com/office/word/2012/wordml" xmlns:wpg="http://schemas.microsoft.com/office/word/2010/wordprocessingGroup" xmlns:wpi="http://schemas.microsoft.com/office/word/2010/wordprocessingInk" xmlns:wne="http://schemas.microsoft.com/office/word/2006/wordml" xmlns:wps="http://schemas.microsoft.com/office/word/2010/wordprocessingShape" xmlns:cx="http://schemas.microsoft.com/office/drawing/2014/chartex" xmlns:cx1="http://schemas.microsoft.com/office/drawing/2015/9/8/chartex" xmlns:cx2="http://schemas.microsoft.com/office/drawing/2015/10/21/chartex" xmlns:cx3="http://schemas.microsoft.com/office/drawing/2016/5/9/chartex" xmlns:cx4="http://schemas.microsoft.com/office/drawing/2016/5/10/chartex" xmlns:cx5="http://schemas.microsoft.com/office/drawing/2016/5/11/chartex" xmlns:cx6="http://schemas.microsoft.com/office/drawing/2016/5/12/chartex" xmlns:cx7="http://schemas.microsoft.com/office/drawing/2016/5/13/chartex" xmlns:cx8="http://schemas.microsoft.com/office/drawing/2016/5/14/chartex" xmlns:aink="http://schemas.microsoft.com/office/drawing/2016/ink" xmlns:am3d="http://schemas.microsoft.com/office/drawing/2017/model3d" xmlns:w16cex="http://schemas.microsoft.com/office/word/2018/wordml/cex" xmlns:w16cid="http://schemas.microsoft.com/office/word/2016/wordml/cid" xmlns:w16="http://schemas.microsoft.com/office/word/2018/wordml" xmlns:w16sdtdh="http://schemas.microsoft.com/office/word/2020/wordml/sdtdatahash" xmlns:w16se="http://schemas.microsoft.com/office/word/2015/wordml/symex" mc:Ignorable="w14 w15 wp14">
+<w:document xmlns:wpc="http://schemas.microsoft.com/office/word/2010/wordprocessingCanvas" xmlns:cx="http://schemas.microsoft.com/office/drawing/2014/chartex" xmlns:cx1="http://schemas.microsoft.com/office/drawing/2015/9/8/chartex" xmlns:cx2="http://schemas.microsoft.com/office/drawing/2015/10/21/chartex" xmlns:cx3="http://schemas.microsoft.com/office/drawing/2016/5/9/chartex" xmlns:cx4="http://schemas.microsoft.com/office/drawing/2016/5/10/chartex" xmlns:cx5="http://schemas.microsoft.com/office/drawing/2016/5/11/chartex" xmlns:cx6="http://schemas.microsoft.com/office/drawing/2016/5/12/chartex" xmlns:cx7="http://schemas.microsoft.com/office/drawing/2016/5/13/chartex" xmlns:cx8="http://schemas.microsoft.com/office/drawing/2016/5/14/chartex" xmlns:mc="http://schemas.openxmlformats.org/markup-compatibility/2006" xmlns:aink="http://schemas.microsoft.com/office/drawing/2016/ink" xmlns:am3d="http://schemas.microsoft.com/office/drawing/2017/model3d" xmlns:o="urn:schemas-microsoft-com:office:office" xmlns:oel="http://schemas.microsoft.com/office/2019/extlst" xmlns:r="http://schemas.openxmlformats.org/officeDocument/2006/relationships" xmlns:m="http://schemas.openxmlformats.org/officeDocument/2006/math" xmlns:v="urn:schemas-microsoft-com:vml" xmlns:wp14="http://schemas.microsoft.com/office/word/2010/wordprocessingDrawing" xmlns:wp="http://schemas.openxmlformats.org/drawingml/2006/wordprocessingDrawing" xmlns:w10="urn:schemas-microsoft-com:office:word" xmlns:w="http://schemas.openxmlformats.org/wordprocessingml/2006/main" xmlns:w14="http://schemas.microsoft.com/office/word/2010/wordml" xmlns:w15="http://schemas.microsoft.com/office/word/2012/wordml" xmlns:w16cex="http://schemas.microsoft.com/office/word/2018/wordml/cex" xmlns:w16cid="http://schemas.microsoft.com/office/word/2016/wordml/cid" xmlns:w16="http://schemas.microsoft.com/office/word/2018/wordml" xmlns:w16du="http://schemas.microsoft.com/office/word/2023/wordml/word16du" xmlns:w16sdtdh="http://schemas.microsoft.com/office/word/2020/wordml/sdtdatahash" xmlns:w16sdtfl="http://schemas.microsoft.com/office/word/2024/wordml/sdtformatlock" xmlns:w16se="http://schemas.microsoft.com/office/word/2015/wordml/symex" xmlns:wpg="http://schemas.microsoft.com/office/word/2010/wordprocessingGroup" xmlns:wpi="http://schemas.microsoft.com/office/word/2010/wordprocessingInk" xmlns:wne="http://schemas.microsoft.com/office/word/2006/wordml" xmlns:wps="http://schemas.microsoft.com/office/word/2010/wordprocessingShape" mc:Ignorable="w14 w15 w16se w16cid w16 w16cex w16sdtdh w16sdtfl w16du wp14">
   <w:body>
     <w:p>
       <w:pPr>
         <w:spacing w:after="40"/>
         <w:jc w:val="center"/>
+        <w:rPr>
+          <w:sz w:val="22"/>
+          <w:szCs w:val="22"/>
+        </w:rPr>
       </w:pPr>
       <w:r>
         <w:rPr>
           <w:b/>
           <w:bCs/>
           <w:color w:val="1F3A5F"/>
-          <w:sz w:val="32"/>
-          <w:szCs w:val="32"/>
-        </w:rPr>
-        <w:t xml:space="preserve">Defensive Reflection Report — </w:t>
+          <w:sz w:val="22"/>
+          <w:szCs w:val="22"/>
+        </w:rPr>
+        <w:t xml:space="preserve">Defensive Reflection Report </w:t>
+      </w:r>
+      <w:r>
+        <w:rPr>
+          <w:b/>
+          <w:bCs/>
+          <w:color w:val="1F3A5F"/>
+          <w:sz w:val="22"/>
+          <w:szCs w:val="22"/>
+        </w:rPr>
+        <w:t>-</w:t>
+      </w:r>
+      <w:r>
+        <w:rPr>
+          <w:b/>
+          <w:bCs/>
+          <w:color w:val="1F3A5F"/>
+          <w:sz w:val="22"/>
+          <w:szCs w:val="22"/>
+        </w:rPr>
+        <w:t xml:space="preserve"> </w:t>
       </w:r>
       <w:r>
         <w:rPr>
@@ -24,512 +48,484 @@
           <w:i/>
           <w:iCs/>
           <w:color w:val="1F3A5F"/>
-          <w:sz w:val="32"/>
-          <w:szCs w:val="32"/>
-        </w:rPr>
-        <w:t xml:space="preserve">logwatch</w:t>
+          <w:sz w:val="22"/>
+          <w:szCs w:val="22"/>
+        </w:rPr>
+        <w:t>logwatch</w:t>
       </w:r>
     </w:p>
     <w:p>
       <w:pPr>
         <w:pBdr>
-          <w:bottom w:val="single" w:color="1F3A5F" w:sz="8" w:space="6"/>
+          <w:bottom w:val="single" w:sz="8" w:space="6" w:color="1F3A5F"/>
         </w:pBdr>
         <w:spacing w:after="140"/>
         <w:jc w:val="center"/>
-      </w:pPr>
-      <w:r>
         <w:rPr>
           <w:color w:val="555555"/>
-          <w:sz w:val="17"/>
-          <w:szCs w:val="17"/>
-        </w:rPr>
-        <w:t xml:space="preserve">Web access-log analyzer for incident response  |  Python / Bash / PowerShell for Cybersecurity  |  Author: Aswathy</w:t>
-      </w:r>
-    </w:p>
-    <w:p>
-      <w:pPr>
-        <w:spacing w:after="80" w:before="190"/>
+          <w:sz w:val="22"/>
+          <w:szCs w:val="22"/>
+        </w:rPr>
+      </w:pPr>
+      <w:r>
+        <w:rPr>
+          <w:color w:val="555555"/>
+          <w:sz w:val="22"/>
+          <w:szCs w:val="22"/>
+        </w:rPr>
+        <w:t xml:space="preserve">Web access-log analyzer for incident response   Python / Bash / PowerShell for Cybersecurity | </w:t>
+      </w:r>
+    </w:p>
+    <w:p>
+      <w:pPr>
+        <w:pBdr>
+          <w:bottom w:val="single" w:sz="8" w:space="6" w:color="1F3A5F"/>
+        </w:pBdr>
+        <w:spacing w:after="140"/>
+        <w:jc w:val="center"/>
+        <w:rPr>
+          <w:sz w:val="22"/>
+          <w:szCs w:val="22"/>
+        </w:rPr>
+      </w:pPr>
+      <w:r>
+        <w:rPr>
+          <w:color w:val="555555"/>
+          <w:sz w:val="22"/>
+          <w:szCs w:val="22"/>
+        </w:rPr>
+        <w:t>Author: Aswathy</w:t>
+      </w:r>
+    </w:p>
+    <w:p>
+      <w:pPr>
+        <w:spacing w:before="190" w:after="80"/>
+        <w:rPr>
+          <w:sz w:val="22"/>
+          <w:szCs w:val="22"/>
+        </w:rPr>
       </w:pPr>
       <w:r>
         <w:rPr>
           <w:b/>
           <w:bCs/>
           <w:color w:val="1F3A5F"/>
-          <w:sz w:val="23"/>
-          <w:szCs w:val="23"/>
-        </w:rPr>
-        <w:t xml:space="preserve">1. Purpose &amp; Nature of the Tool</w:t>
-      </w:r>
-    </w:p>
-    <w:p>
-      <w:pPr>
-        <w:spacing w:after="120" w:line="264"/>
+          <w:sz w:val="22"/>
+          <w:szCs w:val="22"/>
+        </w:rPr>
+        <w:t>1. Purpose &amp; Nature of the Tool</w:t>
+      </w:r>
+    </w:p>
+    <w:p>
+      <w:pPr>
+        <w:spacing w:after="120" w:line="264" w:lineRule="auto"/>
         <w:jc w:val="both"/>
       </w:pPr>
       <w:r>
         <w:rPr>
           <w:i/>
           <w:iCs/>
-          <w:sz w:val="19"/>
-          <w:szCs w:val="19"/>
-        </w:rPr>
-        <w:t xml:space="preserve">logwatch</w:t>
-      </w:r>
-      <w:r>
-        <w:rPr>
-          <w:sz w:val="19"/>
-          <w:szCs w:val="19"/>
-        </w:rPr>
+        </w:rPr>
+        <w:t>logwatch</w:t>
+      </w:r>
+      <w:r>
         <w:t xml:space="preserve"> is a </w:t>
       </w:r>
       <w:r>
         <w:rPr>
           <w:b/>
           <w:bCs/>
-          <w:sz w:val="19"/>
-          <w:szCs w:val="19"/>
-        </w:rPr>
-        <w:t xml:space="preserve">defensive (blue-team)</w:t>
-      </w:r>
-      <w:r>
-        <w:rPr>
-          <w:sz w:val="19"/>
-          <w:szCs w:val="19"/>
-        </w:rPr>
+        </w:rPr>
+        <w:t>defensive (blue-team)</w:t>
+      </w:r>
+      <w:r>
         <w:t xml:space="preserve"> tool: it parses Apache/Nginx access logs and flags brute-force attempts, SQL-injection and path-traversal probes, and scanning activity, ranking suspicious source IPs by severity. Unlike an offensive scanner, its risk profile is dominated not by what it does to a target, but by the trust placed in its output and the sensitive data it processes. It maps to detection of MITRE ATT&amp;CK techniques such as </w:t>
       </w:r>
       <w:r>
         <w:rPr>
           <w:b/>
           <w:bCs/>
-          <w:sz w:val="19"/>
-          <w:szCs w:val="19"/>
-        </w:rPr>
-        <w:t xml:space="preserve">T1110 (Brute Force)</w:t>
-      </w:r>
-      <w:r>
-        <w:rPr>
-          <w:sz w:val="19"/>
-          <w:szCs w:val="19"/>
-        </w:rPr>
+        </w:rPr>
+        <w:t>T1110 (Brute Force)</w:t>
+      </w:r>
+      <w:r>
         <w:t xml:space="preserve"> and </w:t>
       </w:r>
       <w:r>
         <w:rPr>
           <w:b/>
           <w:bCs/>
-          <w:sz w:val="19"/>
-          <w:szCs w:val="19"/>
-        </w:rPr>
-        <w:t xml:space="preserve">T1190 (Exploit Public-Facing Application)</w:t>
-      </w:r>
-      <w:r>
-        <w:rPr>
-          <w:sz w:val="19"/>
-          <w:szCs w:val="19"/>
-        </w:rPr>
-        <w:t xml:space="preserve">.</w:t>
-      </w:r>
-    </w:p>
-    <w:p>
-      <w:pPr>
-        <w:spacing w:after="80" w:before="190"/>
+        </w:rPr>
+        <w:t>T1190 (Exploit Public-Facing Application)</w:t>
+      </w:r>
+      <w:r>
+        <w:t>.</w:t>
+      </w:r>
+    </w:p>
+    <w:p>
+      <w:pPr>
+        <w:spacing w:before="190" w:after="80"/>
+        <w:rPr>
+          <w:sz w:val="22"/>
+          <w:szCs w:val="22"/>
+        </w:rPr>
       </w:pPr>
       <w:r>
         <w:rPr>
           <w:b/>
           <w:bCs/>
           <w:color w:val="1F3A5F"/>
-          <w:sz w:val="23"/>
-          <w:szCs w:val="23"/>
-        </w:rPr>
-        <w:t xml:space="preserve">2. Security Risks Associated With the Tool</w:t>
+          <w:sz w:val="22"/>
+          <w:szCs w:val="22"/>
+        </w:rPr>
+        <w:t>2. Security Risks Associated With the Tool</w:t>
       </w:r>
     </w:p>
     <w:tbl>
       <w:tblPr>
-        <w:tblW w:type="dxa" w:w="9400"/>
+        <w:tblW w:w="9923" w:type="dxa"/>
         <w:tblBorders>
-          <w:top w:val="single" w:color="CCCCCC" w:sz="2"/>
-          <w:left w:val="none"/>
-          <w:bottom w:val="single" w:color="CCCCCC" w:sz="2"/>
-          <w:right w:val="none"/>
-          <w:insideH w:val="single" w:color="CCCCCC" w:sz="2"/>
-          <w:insideV w:val="none"/>
+          <w:top w:val="single" w:sz="2" w:space="0" w:color="CCCCCC"/>
+          <w:bottom w:val="single" w:sz="2" w:space="0" w:color="CCCCCC"/>
+          <w:insideH w:val="single" w:sz="2" w:space="0" w:color="CCCCCC"/>
         </w:tblBorders>
+        <w:tblCellMar>
+          <w:left w:w="10" w:type="dxa"/>
+          <w:right w:w="10" w:type="dxa"/>
+        </w:tblCellMar>
+        <w:tblLook w:val="0000" w:firstRow="0" w:lastRow="0" w:firstColumn="0" w:lastColumn="0" w:noHBand="0" w:noVBand="0"/>
       </w:tblPr>
       <w:tblGrid>
         <w:gridCol w:w="2800"/>
-        <w:gridCol w:w="6600"/>
+        <w:gridCol w:w="7123"/>
       </w:tblGrid>
       <w:tr>
+        <w:tblPrEx>
+          <w:tblCellMar>
+            <w:top w:w="0" w:type="dxa"/>
+            <w:bottom w:w="0" w:type="dxa"/>
+          </w:tblCellMar>
+        </w:tblPrEx>
         <w:trPr>
           <w:tblHeader/>
         </w:trPr>
         <w:tc>
           <w:tcPr>
-            <w:tcW w:type="dxa" w:w="2800"/>
-            <w:shd w:fill="1F3A5F" w:color="auto" w:val="clear"/>
+            <w:tcW w:w="2800" w:type="dxa"/>
+            <w:shd w:val="clear" w:color="auto" w:fill="1F3A5F"/>
             <w:tcMar>
-              <w:top w:type="dxa" w:w="55"/>
-              <w:left w:type="dxa" w:w="90"/>
-              <w:bottom w:type="dxa" w:w="55"/>
-              <w:right w:type="dxa" w:w="90"/>
+              <w:top w:w="55" w:type="dxa"/>
+              <w:left w:w="90" w:type="dxa"/>
+              <w:bottom w:w="55" w:type="dxa"/>
+              <w:right w:w="90" w:type="dxa"/>
             </w:tcMar>
           </w:tcPr>
           <w:p>
-            <w:pPr>
-              <w:spacing w:after="0" w:line="240"/>
-            </w:pPr>
             <w:r>
               <w:rPr>
                 <w:b/>
                 <w:bCs/>
                 <w:color w:val="FFFFFF"/>
-                <w:sz w:val="17"/>
-                <w:szCs w:val="17"/>
               </w:rPr>
-              <w:t xml:space="preserve">Risk</w:t>
+              <w:t>Risk</w:t>
             </w:r>
           </w:p>
         </w:tc>
         <w:tc>
           <w:tcPr>
-            <w:tcW w:type="dxa" w:w="6600"/>
-            <w:shd w:fill="1F3A5F" w:color="auto" w:val="clear"/>
+            <w:tcW w:w="7123" w:type="dxa"/>
+            <w:shd w:val="clear" w:color="auto" w:fill="1F3A5F"/>
             <w:tcMar>
-              <w:top w:type="dxa" w:w="55"/>
-              <w:left w:type="dxa" w:w="90"/>
-              <w:bottom w:type="dxa" w:w="55"/>
-              <w:right w:type="dxa" w:w="90"/>
+              <w:top w:w="55" w:type="dxa"/>
+              <w:left w:w="90" w:type="dxa"/>
+              <w:bottom w:w="55" w:type="dxa"/>
+              <w:right w:w="90" w:type="dxa"/>
             </w:tcMar>
           </w:tcPr>
           <w:p>
-            <w:pPr>
-              <w:spacing w:after="0" w:line="240"/>
-            </w:pPr>
             <w:r>
               <w:rPr>
                 <w:b/>
                 <w:bCs/>
                 <w:color w:val="FFFFFF"/>
-                <w:sz w:val="17"/>
-                <w:szCs w:val="17"/>
               </w:rPr>
-              <w:t xml:space="preserve">Description &amp; consequence</w:t>
+              <w:t>Description &amp; consequence</w:t>
             </w:r>
           </w:p>
         </w:tc>
       </w:tr>
       <w:tr>
+        <w:tblPrEx>
+          <w:tblCellMar>
+            <w:top w:w="0" w:type="dxa"/>
+            <w:bottom w:w="0" w:type="dxa"/>
+          </w:tblCellMar>
+        </w:tblPrEx>
         <w:tc>
           <w:tcPr>
-            <w:tcW w:type="dxa" w:w="2800"/>
-            <w:shd w:fill="F2F5F9" w:color="auto" w:val="clear"/>
+            <w:tcW w:w="2800" w:type="dxa"/>
+            <w:shd w:val="clear" w:color="auto" w:fill="F2F5F9"/>
             <w:tcMar>
-              <w:top w:type="dxa" w:w="55"/>
-              <w:left w:type="dxa" w:w="90"/>
-              <w:bottom w:type="dxa" w:w="55"/>
-              <w:right w:type="dxa" w:w="90"/>
+              <w:top w:w="55" w:type="dxa"/>
+              <w:left w:w="90" w:type="dxa"/>
+              <w:bottom w:w="55" w:type="dxa"/>
+              <w:right w:w="90" w:type="dxa"/>
             </w:tcMar>
           </w:tcPr>
           <w:p>
-            <w:pPr>
-              <w:spacing w:after="0" w:line="240"/>
-            </w:pPr>
             <w:r>
               <w:rPr>
                 <w:b/>
                 <w:bCs/>
                 <w:color w:val="1F3A5F"/>
-                <w:sz w:val="17"/>
-                <w:szCs w:val="17"/>
               </w:rPr>
-              <w:t xml:space="preserve">False sense of security</w:t>
+              <w:t>False sense of security</w:t>
             </w:r>
           </w:p>
         </w:tc>
         <w:tc>
           <w:tcPr>
-            <w:tcW w:type="dxa" w:w="6600"/>
-            <w:shd w:fill="F2F5F9" w:color="auto" w:val="clear"/>
+            <w:tcW w:w="7123" w:type="dxa"/>
+            <w:shd w:val="clear" w:color="auto" w:fill="F2F5F9"/>
             <w:tcMar>
-              <w:top w:type="dxa" w:w="55"/>
-              <w:left w:type="dxa" w:w="90"/>
-              <w:bottom w:type="dxa" w:w="55"/>
-              <w:right w:type="dxa" w:w="90"/>
+              <w:top w:w="55" w:type="dxa"/>
+              <w:left w:w="90" w:type="dxa"/>
+              <w:bottom w:w="55" w:type="dxa"/>
+              <w:right w:w="90" w:type="dxa"/>
             </w:tcMar>
           </w:tcPr>
           <w:p>
-            <w:pPr>
-              <w:spacing w:after="0" w:line="240"/>
-            </w:pPr>
             <w:r>
-              <w:rPr>
-                <w:sz w:val="19"/>
-                <w:szCs w:val="19"/>
-              </w:rPr>
-              <w:t xml:space="preserve">Signature + threshold detection misses novel, low-and-slow, or obfuscated attacks. Relying on it as the only control leaves real intrusions undetected.</w:t>
+              <w:t>Signature + threshold detection misses novel, low-and-slow, or obfuscated attacks. Relying on it as the only control leaves real intrusions undetected.</w:t>
             </w:r>
           </w:p>
         </w:tc>
       </w:tr>
       <w:tr>
+        <w:tblPrEx>
+          <w:tblCellMar>
+            <w:top w:w="0" w:type="dxa"/>
+            <w:bottom w:w="0" w:type="dxa"/>
+          </w:tblCellMar>
+        </w:tblPrEx>
         <w:tc>
           <w:tcPr>
-            <w:tcW w:type="dxa" w:w="2800"/>
+            <w:tcW w:w="2800" w:type="dxa"/>
             <w:tcMar>
-              <w:top w:type="dxa" w:w="55"/>
-              <w:left w:type="dxa" w:w="90"/>
-              <w:bottom w:type="dxa" w:w="55"/>
-              <w:right w:type="dxa" w:w="90"/>
+              <w:top w:w="55" w:type="dxa"/>
+              <w:left w:w="90" w:type="dxa"/>
+              <w:bottom w:w="55" w:type="dxa"/>
+              <w:right w:w="90" w:type="dxa"/>
             </w:tcMar>
           </w:tcPr>
           <w:p>
-            <w:pPr>
-              <w:spacing w:after="0" w:line="240"/>
-            </w:pPr>
             <w:r>
               <w:rPr>
                 <w:b/>
                 <w:bCs/>
                 <w:color w:val="1F3A5F"/>
-                <w:sz w:val="17"/>
-                <w:szCs w:val="17"/>
               </w:rPr>
-              <w:t xml:space="preserve">False positives / alert fatigue</w:t>
+              <w:t>False positives / alert fatigue</w:t>
             </w:r>
           </w:p>
         </w:tc>
         <w:tc>
           <w:tcPr>
-            <w:tcW w:type="dxa" w:w="6600"/>
+            <w:tcW w:w="7123" w:type="dxa"/>
             <w:tcMar>
-              <w:top w:type="dxa" w:w="55"/>
-              <w:left w:type="dxa" w:w="90"/>
-              <w:bottom w:type="dxa" w:w="55"/>
-              <w:right w:type="dxa" w:w="90"/>
+              <w:top w:w="55" w:type="dxa"/>
+              <w:left w:w="90" w:type="dxa"/>
+              <w:bottom w:w="55" w:type="dxa"/>
+              <w:right w:w="90" w:type="dxa"/>
             </w:tcMar>
           </w:tcPr>
           <w:p>
-            <w:pPr>
-              <w:spacing w:after="0" w:line="240"/>
-            </w:pPr>
             <w:r>
-              <w:rPr>
-                <w:sz w:val="19"/>
-                <w:szCs w:val="19"/>
-              </w:rPr>
-              <w:t xml:space="preserve">Legitimate scanners, load balancers, or a user mistyping a password can trip the rules; too many false alerts cause analysts to ignore genuine ones.</w:t>
+              <w:t>Legitimate scanners, load balancers, or a user mistyping a password can trip the rules; too many false alerts cause analysts to ignore genuine ones.</w:t>
             </w:r>
           </w:p>
         </w:tc>
       </w:tr>
       <w:tr>
+        <w:tblPrEx>
+          <w:tblCellMar>
+            <w:top w:w="0" w:type="dxa"/>
+            <w:bottom w:w="0" w:type="dxa"/>
+          </w:tblCellMar>
+        </w:tblPrEx>
         <w:tc>
           <w:tcPr>
-            <w:tcW w:type="dxa" w:w="2800"/>
-            <w:shd w:fill="F2F5F9" w:color="auto" w:val="clear"/>
+            <w:tcW w:w="2800" w:type="dxa"/>
+            <w:shd w:val="clear" w:color="auto" w:fill="F2F5F9"/>
             <w:tcMar>
-              <w:top w:type="dxa" w:w="55"/>
-              <w:left w:type="dxa" w:w="90"/>
-              <w:bottom w:type="dxa" w:w="55"/>
-              <w:right w:type="dxa" w:w="90"/>
+              <w:top w:w="55" w:type="dxa"/>
+              <w:left w:w="90" w:type="dxa"/>
+              <w:bottom w:w="55" w:type="dxa"/>
+              <w:right w:w="90" w:type="dxa"/>
             </w:tcMar>
           </w:tcPr>
           <w:p>
-            <w:pPr>
-              <w:spacing w:after="0" w:line="240"/>
-            </w:pPr>
             <w:r>
               <w:rPr>
                 <w:b/>
                 <w:bCs/>
                 <w:color w:val="1F3A5F"/>
-                <w:sz w:val="17"/>
-                <w:szCs w:val="17"/>
               </w:rPr>
-              <w:t xml:space="preserve">Sensitive-data handling (GDPR)</w:t>
+              <w:t>Sensitive-data handling (GDPR)</w:t>
             </w:r>
           </w:p>
         </w:tc>
         <w:tc>
           <w:tcPr>
-            <w:tcW w:type="dxa" w:w="6600"/>
-            <w:shd w:fill="F2F5F9" w:color="auto" w:val="clear"/>
+            <w:tcW w:w="7123" w:type="dxa"/>
+            <w:shd w:val="clear" w:color="auto" w:fill="F2F5F9"/>
             <w:tcMar>
-              <w:top w:type="dxa" w:w="55"/>
-              <w:left w:type="dxa" w:w="90"/>
-              <w:bottom w:type="dxa" w:w="55"/>
-              <w:right w:type="dxa" w:w="90"/>
+              <w:top w:w="55" w:type="dxa"/>
+              <w:left w:w="90" w:type="dxa"/>
+              <w:bottom w:w="55" w:type="dxa"/>
+              <w:right w:w="90" w:type="dxa"/>
             </w:tcMar>
           </w:tcPr>
           <w:p>
-            <w:pPr>
-              <w:spacing w:after="0" w:line="240"/>
-            </w:pPr>
             <w:r>
-              <w:rPr>
-                <w:sz w:val="19"/>
-                <w:szCs w:val="19"/>
-              </w:rPr>
-              <w:t xml:space="preserve">Access logs and the JSON report contain IP addresses and request data — personal data. If mishandled or leaked, the analysis output itself becomes a privacy incident.</w:t>
+              <w:t>Access logs and the JSON report contain IP addresses and request data — personal data. If mishandled or leaked, the analysis output itself becomes a privacy incident.</w:t>
             </w:r>
           </w:p>
         </w:tc>
       </w:tr>
       <w:tr>
+        <w:tblPrEx>
+          <w:tblCellMar>
+            <w:top w:w="0" w:type="dxa"/>
+            <w:bottom w:w="0" w:type="dxa"/>
+          </w:tblCellMar>
+        </w:tblPrEx>
         <w:tc>
           <w:tcPr>
-            <w:tcW w:type="dxa" w:w="2800"/>
+            <w:tcW w:w="2800" w:type="dxa"/>
             <w:tcMar>
-              <w:top w:type="dxa" w:w="55"/>
-              <w:left w:type="dxa" w:w="90"/>
-              <w:bottom w:type="dxa" w:w="55"/>
-              <w:right w:type="dxa" w:w="90"/>
+              <w:top w:w="55" w:type="dxa"/>
+              <w:left w:w="90" w:type="dxa"/>
+              <w:bottom w:w="55" w:type="dxa"/>
+              <w:right w:w="90" w:type="dxa"/>
             </w:tcMar>
           </w:tcPr>
           <w:p>
-            <w:pPr>
-              <w:spacing w:after="0" w:line="240"/>
-            </w:pPr>
             <w:r>
               <w:rPr>
                 <w:b/>
                 <w:bCs/>
                 <w:color w:val="1F3A5F"/>
-                <w:sz w:val="17"/>
-                <w:szCs w:val="17"/>
               </w:rPr>
-              <w:t xml:space="preserve">Log injection / spoofing</w:t>
+              <w:t>Log injection / spoofing</w:t>
             </w:r>
           </w:p>
         </w:tc>
         <w:tc>
           <w:tcPr>
-            <w:tcW w:type="dxa" w:w="6600"/>
+            <w:tcW w:w="7123" w:type="dxa"/>
             <w:tcMar>
-              <w:top w:type="dxa" w:w="55"/>
-              <w:left w:type="dxa" w:w="90"/>
-              <w:bottom w:type="dxa" w:w="55"/>
-              <w:right w:type="dxa" w:w="90"/>
+              <w:top w:w="55" w:type="dxa"/>
+              <w:left w:w="90" w:type="dxa"/>
+              <w:bottom w:w="55" w:type="dxa"/>
+              <w:right w:w="90" w:type="dxa"/>
             </w:tcMar>
           </w:tcPr>
           <w:p>
-            <w:pPr>
-              <w:spacing w:after="0" w:line="240"/>
-            </w:pPr>
             <w:r>
-              <w:rPr>
-                <w:sz w:val="19"/>
-                <w:szCs w:val="19"/>
-              </w:rPr>
-              <w:t xml:space="preserve">Attackers control parts of a request (paths, user-agents) and can inject crafted text or spoofed 'X-Forwarded-For' IPs to mislead the parser or frame an innocent address.</w:t>
+              <w:t>Attackers control parts of a request (paths, user-agents) and can inject crafted text or spoofed 'X-Forwarded-For' IPs to mislead the parser or frame an innocent address.</w:t>
             </w:r>
           </w:p>
         </w:tc>
       </w:tr>
       <w:tr>
+        <w:tblPrEx>
+          <w:tblCellMar>
+            <w:top w:w="0" w:type="dxa"/>
+            <w:bottom w:w="0" w:type="dxa"/>
+          </w:tblCellMar>
+        </w:tblPrEx>
         <w:tc>
           <w:tcPr>
-            <w:tcW w:type="dxa" w:w="2800"/>
-            <w:shd w:fill="F2F5F9" w:color="auto" w:val="clear"/>
+            <w:tcW w:w="2800" w:type="dxa"/>
+            <w:shd w:val="clear" w:color="auto" w:fill="F2F5F9"/>
             <w:tcMar>
-              <w:top w:type="dxa" w:w="55"/>
-              <w:left w:type="dxa" w:w="90"/>
-              <w:bottom w:type="dxa" w:w="55"/>
-              <w:right w:type="dxa" w:w="90"/>
+              <w:top w:w="55" w:type="dxa"/>
+              <w:left w:w="90" w:type="dxa"/>
+              <w:bottom w:w="55" w:type="dxa"/>
+              <w:right w:w="90" w:type="dxa"/>
             </w:tcMar>
           </w:tcPr>
           <w:p>
-            <w:pPr>
-              <w:spacing w:after="0" w:line="240"/>
-            </w:pPr>
             <w:r>
               <w:rPr>
                 <w:b/>
                 <w:bCs/>
                 <w:color w:val="1F3A5F"/>
-                <w:sz w:val="17"/>
-                <w:szCs w:val="17"/>
               </w:rPr>
-              <w:t xml:space="preserve">Untrusted input parsing</w:t>
+              <w:t>Untrusted input parsing</w:t>
             </w:r>
           </w:p>
         </w:tc>
         <w:tc>
           <w:tcPr>
-            <w:tcW w:type="dxa" w:w="6600"/>
-            <w:shd w:fill="F2F5F9" w:color="auto" w:val="clear"/>
+            <w:tcW w:w="7123" w:type="dxa"/>
+            <w:shd w:val="clear" w:color="auto" w:fill="F2F5F9"/>
             <w:tcMar>
-              <w:top w:type="dxa" w:w="55"/>
-              <w:left w:type="dxa" w:w="90"/>
-              <w:bottom w:type="dxa" w:w="55"/>
-              <w:right w:type="dxa" w:w="90"/>
+              <w:top w:w="55" w:type="dxa"/>
+              <w:left w:w="90" w:type="dxa"/>
+              <w:bottom w:w="55" w:type="dxa"/>
+              <w:right w:w="90" w:type="dxa"/>
             </w:tcMar>
           </w:tcPr>
           <w:p>
-            <w:pPr>
-              <w:spacing w:after="0" w:line="240"/>
-            </w:pPr>
             <w:r>
-              <w:rPr>
-                <w:sz w:val="19"/>
-                <w:szCs w:val="19"/>
-              </w:rPr>
-              <w:t xml:space="preserve">A parser fed hostile, malformed logs must never crash or hang; a poorly written regex could be a denial-of-service (ReDoS) vector.</w:t>
+              <w:t>A parser fed hostile, malformed logs must never crash or hang; a poorly written regex could be a denial-of-service (ReDoS) vector.</w:t>
             </w:r>
           </w:p>
         </w:tc>
       </w:tr>
       <w:tr>
+        <w:tblPrEx>
+          <w:tblCellMar>
+            <w:top w:w="0" w:type="dxa"/>
+            <w:bottom w:w="0" w:type="dxa"/>
+          </w:tblCellMar>
+        </w:tblPrEx>
         <w:tc>
           <w:tcPr>
-            <w:tcW w:type="dxa" w:w="2800"/>
+            <w:tcW w:w="2800" w:type="dxa"/>
             <w:tcMar>
-              <w:top w:type="dxa" w:w="55"/>
-              <w:left w:type="dxa" w:w="90"/>
-              <w:bottom w:type="dxa" w:w="55"/>
-              <w:right w:type="dxa" w:w="90"/>
+              <w:top w:w="55" w:type="dxa"/>
+              <w:left w:w="90" w:type="dxa"/>
+              <w:bottom w:w="55" w:type="dxa"/>
+              <w:right w:w="90" w:type="dxa"/>
             </w:tcMar>
           </w:tcPr>
           <w:p>
-            <w:pPr>
-              <w:spacing w:after="0" w:line="240"/>
-            </w:pPr>
             <w:r>
               <w:rPr>
                 <w:b/>
                 <w:bCs/>
                 <w:color w:val="1F3A5F"/>
-                <w:sz w:val="17"/>
-                <w:szCs w:val="17"/>
               </w:rPr>
-              <w:t xml:space="preserve">Tampered / incomplete logs</w:t>
+              <w:t>Tampered / incomplete logs</w:t>
             </w:r>
           </w:p>
         </w:tc>
         <w:tc>
           <w:tcPr>
-            <w:tcW w:type="dxa" w:w="6600"/>
+            <w:tcW w:w="7123" w:type="dxa"/>
             <w:tcMar>
-              <w:top w:type="dxa" w:w="55"/>
-              <w:left w:type="dxa" w:w="90"/>
-              <w:bottom w:type="dxa" w:w="55"/>
-              <w:right w:type="dxa" w:w="90"/>
+              <w:top w:w="55" w:type="dxa"/>
+              <w:left w:w="90" w:type="dxa"/>
+              <w:bottom w:w="55" w:type="dxa"/>
+              <w:right w:w="90" w:type="dxa"/>
             </w:tcMar>
           </w:tcPr>
           <w:p>
-            <w:pPr>
-              <w:spacing w:after="0" w:line="240"/>
-            </w:pPr>
             <w:r>
-              <w:rPr>
-                <w:sz w:val="19"/>
-                <w:szCs w:val="19"/>
-              </w:rPr>
-              <w:t xml:space="preserve">An attacker who deletes or edits log lines erases their own traces; analysis of tampered logs yields false conclusions.</w:t>
+              <w:t>An attacker who deletes or edits log lines erases their own traces; analysis of tampered logs yields false conclusions.</w:t>
             </w:r>
           </w:p>
         </w:tc>
@@ -537,30 +533,30 @@
     </w:tbl>
     <w:p>
       <w:pPr>
-        <w:spacing w:after="80" w:before="190"/>
+        <w:spacing w:before="190" w:after="80"/>
+        <w:rPr>
+          <w:sz w:val="22"/>
+          <w:szCs w:val="22"/>
+        </w:rPr>
       </w:pPr>
       <w:r>
         <w:rPr>
           <w:b/>
           <w:bCs/>
           <w:color w:val="1F3A5F"/>
-          <w:sz w:val="23"/>
-          <w:szCs w:val="23"/>
-        </w:rPr>
-        <w:t xml:space="preserve">3. How a Defender Detects the Attacks This Tool Hunts (in Production)</w:t>
-      </w:r>
-    </w:p>
-    <w:p>
-      <w:pPr>
-        <w:spacing w:after="120" w:line="264"/>
+          <w:sz w:val="22"/>
+          <w:szCs w:val="22"/>
+        </w:rPr>
+        <w:t>3. How a Defender Detects the Attacks This Tool Hunts (in Production)</w:t>
+      </w:r>
+    </w:p>
+    <w:p>
+      <w:pPr>
+        <w:spacing w:after="120" w:line="264" w:lineRule="auto"/>
         <w:jc w:val="both"/>
       </w:pPr>
       <w:r>
-        <w:rPr>
-          <w:sz w:val="19"/>
-          <w:szCs w:val="19"/>
-        </w:rPr>
-        <w:t xml:space="preserve">In a real environment this log analysis is one layer; a mature defender corroborates it across several independent signals:</w:t>
+        <w:t>In a real environment this log analysis is one layer; a mature defender corroborates it across several independent signals:</w:t>
       </w:r>
     </w:p>
     <w:p>
@@ -570,24 +566,18 @@
           <w:ilvl w:val="0"/>
           <w:numId w:val="1"/>
         </w:numPr>
-        <w:spacing w:after="90" w:line="258"/>
+        <w:spacing w:after="90" w:line="258" w:lineRule="auto"/>
         <w:jc w:val="both"/>
       </w:pPr>
       <w:r>
         <w:rPr>
           <w:b/>
           <w:bCs/>
-          <w:sz w:val="19"/>
-          <w:szCs w:val="19"/>
         </w:rPr>
         <w:t xml:space="preserve">Centralised logging &amp; SIEM correlation: </w:t>
       </w:r>
       <w:r>
-        <w:rPr>
-          <w:sz w:val="19"/>
-          <w:szCs w:val="19"/>
-        </w:rPr>
-        <w:t xml:space="preserve">shipping web logs to a SIEM (Splunk, Elastic, Wazuh) lets the same brute-force / SQLi / scan patterns be correlated with auth logs and alerted on in real time, rather than in an after-the-fact batch run.</w:t>
+        <w:t>shipping web logs to a SIEM (Splunk, Elastic, Wazuh) lets the same brute-force / SQLi / scan patterns be correlated with auth logs and alerted on in real time, rather than in an after-the-fact batch run.</w:t>
       </w:r>
     </w:p>
     <w:p>
@@ -597,24 +587,18 @@
           <w:ilvl w:val="0"/>
           <w:numId w:val="1"/>
         </w:numPr>
-        <w:spacing w:after="90" w:line="258"/>
+        <w:spacing w:after="90" w:line="258" w:lineRule="auto"/>
         <w:jc w:val="both"/>
       </w:pPr>
       <w:r>
         <w:rPr>
           <w:b/>
           <w:bCs/>
-          <w:sz w:val="19"/>
-          <w:szCs w:val="19"/>
         </w:rPr>
         <w:t xml:space="preserve">WAF &amp; IPS telemetry: </w:t>
       </w:r>
       <w:r>
-        <w:rPr>
-          <w:sz w:val="19"/>
-          <w:szCs w:val="19"/>
-        </w:rPr>
-        <w:t xml:space="preserve">a Web Application Firewall (e.g. ModSecurity with the OWASP Core Rule Set) both blocks and logs SQLi/traversal attempts, giving higher-fidelity signals than access-log signatures alone.</w:t>
+        <w:t>a Web Application Firewall (e.g. ModSecurity with the OWASP Core Rule Set) both blocks and logs SQLi/traversal attempts, giving higher-fidelity signals than access-log signatures alone.</w:t>
       </w:r>
     </w:p>
     <w:p>
@@ -624,24 +608,24 @@
           <w:ilvl w:val="0"/>
           <w:numId w:val="1"/>
         </w:numPr>
-        <w:spacing w:after="90" w:line="258"/>
+        <w:spacing w:after="90" w:line="258" w:lineRule="auto"/>
         <w:jc w:val="both"/>
       </w:pPr>
       <w:r>
         <w:rPr>
           <w:b/>
           <w:bCs/>
-          <w:sz w:val="19"/>
-          <w:szCs w:val="19"/>
         </w:rPr>
         <w:t xml:space="preserve">Rate-based &amp; auth-failure alerting: </w:t>
       </w:r>
       <w:r>
-        <w:rPr>
-          <w:sz w:val="19"/>
-          <w:szCs w:val="19"/>
-        </w:rPr>
-        <w:t xml:space="preserve">fail2ban or WAF rate limits detect and automatically block IPs exceeding a 401/403 or 404 rate — the production analogue of this tool's thresholds.</w:t>
+        <w:t xml:space="preserve">fail2ban or WAF rate limits detect and automatically block IPs exceeding a 401/403 or 404 rate </w:t>
+      </w:r>
+      <w:r>
+        <w:t>-</w:t>
+      </w:r>
+      <w:r>
+        <w:t xml:space="preserve"> the production analogue of this tool's thresholds.</w:t>
       </w:r>
     </w:p>
     <w:p>
@@ -651,24 +635,18 @@
           <w:ilvl w:val="0"/>
           <w:numId w:val="1"/>
         </w:numPr>
-        <w:spacing w:after="90" w:line="258"/>
+        <w:spacing w:after="90" w:line="258" w:lineRule="auto"/>
         <w:jc w:val="both"/>
       </w:pPr>
       <w:r>
         <w:rPr>
           <w:b/>
           <w:bCs/>
-          <w:sz w:val="19"/>
-          <w:szCs w:val="19"/>
         </w:rPr>
         <w:t xml:space="preserve">Log integrity: </w:t>
       </w:r>
       <w:r>
-        <w:rPr>
-          <w:sz w:val="19"/>
-          <w:szCs w:val="19"/>
-        </w:rPr>
-        <w:t xml:space="preserve">forwarding logs off-host immediately (append-only store, WORM, or a logging pipeline) ensures an attacker cannot erase the very evidence this tool relies on.</w:t>
+        <w:t>forwarding logs off-host immediately (append-only store, WORM, or a logging pipeline) ensures an attacker cannot erase the very evidence this tool relies on.</w:t>
       </w:r>
     </w:p>
     <w:p>
@@ -678,99 +656,84 @@
           <w:ilvl w:val="0"/>
           <w:numId w:val="1"/>
         </w:numPr>
-        <w:spacing w:after="90" w:line="258"/>
+        <w:spacing w:after="90" w:line="258" w:lineRule="auto"/>
         <w:jc w:val="both"/>
       </w:pPr>
       <w:r>
         <w:rPr>
           <w:b/>
           <w:bCs/>
-          <w:sz w:val="19"/>
-          <w:szCs w:val="19"/>
         </w:rPr>
         <w:t xml:space="preserve">Enrichment &amp; threat intel: </w:t>
       </w:r>
       <w:r>
-        <w:rPr>
-          <w:sz w:val="19"/>
-          <w:szCs w:val="19"/>
-        </w:rPr>
-        <w:t xml:space="preserve">cross-referencing flagged IPs against reputation feeds and geolocation raises or lowers confidence before an analyst acts.</w:t>
-      </w:r>
-    </w:p>
-    <w:p>
-      <w:pPr>
-        <w:spacing w:after="80" w:before="190"/>
+        <w:t>cross-referencing flagged IPs against reputation feeds and geolocation raises or lowers confidence before an analyst acts.</w:t>
+      </w:r>
+    </w:p>
+    <w:p>
+      <w:pPr>
+        <w:spacing w:before="190" w:after="80"/>
+        <w:rPr>
+          <w:sz w:val="22"/>
+          <w:szCs w:val="22"/>
+        </w:rPr>
       </w:pPr>
       <w:r>
         <w:rPr>
           <w:b/>
           <w:bCs/>
           <w:color w:val="1F3A5F"/>
-          <w:sz w:val="23"/>
-          <w:szCs w:val="23"/>
-        </w:rPr>
-        <w:t xml:space="preserve">4. Recommendations</w:t>
-      </w:r>
-    </w:p>
-    <w:p>
-      <w:pPr>
-        <w:spacing w:after="120" w:line="264"/>
+          <w:sz w:val="22"/>
+          <w:szCs w:val="22"/>
+        </w:rPr>
+        <w:t>4. Recommendations</w:t>
+      </w:r>
+    </w:p>
+    <w:p>
+      <w:pPr>
+        <w:spacing w:after="120" w:line="264" w:lineRule="auto"/>
         <w:jc w:val="both"/>
       </w:pPr>
       <w:r>
-        <w:rPr>
-          <w:sz w:val="19"/>
-          <w:szCs w:val="19"/>
-        </w:rPr>
-        <w:t xml:space="preserve">Treat logwatch as a triage aid, not a sole control: feed it into a SIEM, pair it with a WAF and fail2ban, and tune thresholds to your baseline to curb false positives. Protect the logs and the generated reports as personal data (access control, retention limits, encryption at rest). Ensure log integrity by shipping logs off-host, and corroborate flagged IPs with threat intelligence before blocking. Layered detection plus protected, tamper-resistant logs turn raw access records into reliable, actionable intelligence.</w:t>
+        <w:t>Treat logwatch as a triage aid, not a sole control: feed it into a SIEM, pair it with a WAF and fail2ban, and tune thresholds to your baseline to curb false positives. Protect the logs and the generated reports as personal data (access control, retention limits, encryption at rest). Ensure log integrity by shipping logs off-host, and corroborate flagged IPs with threat intelligence before blocking. Layered detection plus protected, tamper-resistant logs turn raw access records into reliable, actionable intelligence.</w:t>
       </w:r>
     </w:p>
     <w:p>
       <w:pPr>
         <w:pBdr>
-          <w:top w:val="single" w:color="CCCCCC" w:sz="6"/>
+          <w:top w:val="single" w:sz="6" w:space="0" w:color="CCCCCC"/>
         </w:pBdr>
         <w:spacing w:before="150"/>
+        <w:rPr>
+          <w:sz w:val="22"/>
+          <w:szCs w:val="22"/>
+        </w:rPr>
       </w:pPr>
       <w:r>
         <w:rPr>
           <w:i/>
           <w:iCs/>
           <w:color w:val="555555"/>
-          <w:sz w:val="15"/>
-          <w:szCs w:val="15"/>
-        </w:rPr>
-        <w:t xml:space="preserve">Educational implementation. Detects indicators of MITRE ATT&amp;CK T1110 (Brute Force) and T1190 (Exploit Public-Facing Application).</w:t>
+          <w:sz w:val="22"/>
+          <w:szCs w:val="22"/>
+        </w:rPr>
+        <w:t>Educational implementation. Detects indicators of MITRE ATT&amp;CK T1110 (Brute Force) and T1190 (Exploit Public-Facing Application).</w:t>
       </w:r>
     </w:p>
     <w:sectPr>
-      <w:pgSz w:w="11906" w:h="16838" w:orient="portrait"/>
-      <w:pgMar w:top="680" w:right="1000" w:bottom="680" w:left="1000" w:header="708" w:footer="708" w:gutter="0"/>
-      <w:pgNumType/>
+      <w:pgSz w:w="11906" w:h="16838"/>
+      <w:pgMar w:top="680" w:right="1000" w:bottom="680" w:left="1000" w:header="142" w:footer="708" w:gutter="0"/>
+      <w:cols w:space="720"/>
       <w:docGrid w:linePitch="360"/>
     </w:sectPr>
   </w:body>
 </w:document>
 </file>
 
-<file path=word/comments.xml><?xml version="1.0" encoding="utf-8"?>
-<w:comments xmlns:cx="http://schemas.microsoft.com/office/drawing/2014/chartex" xmlns:cx1="http://schemas.microsoft.com/office/drawing/2015/9/8/chartex" xmlns:cx2="http://schemas.microsoft.com/office/drawing/2015/10/21/chartex" xmlns:cx3="http://schemas.microsoft.com/office/drawing/2016/5/9/chartex" xmlns:cx4="http://schemas.microsoft.com/office/drawing/2016/5/10/chartex" xmlns:cx5="http://schemas.microsoft.com/office/drawing/2016/5/11/chartex" xmlns:cx6="http://schemas.microsoft.com/office/drawing/2016/5/12/chartex" xmlns:cx7="http://schemas.microsoft.com/office/drawing/2016/5/13/chartex" xmlns:cx8="http://schemas.microsoft.com/office/drawing/2016/5/14/chartex" xmlns:mc="http://schemas.openxmlformats.org/markup-compatibility/2006" xmlns:aink="http://schemas.microsoft.com/office/drawing/2016/ink" xmlns:am3d="http://schemas.microsoft.com/office/drawing/2017/model3d" xmlns:o="urn:schemas-microsoft-com:office:office" xmlns:r="http://schemas.openxmlformats.org/officeDocument/2006/relationships" xmlns:m="http://schemas.openxmlformats.org/officeDocument/2006/math" xmlns:v="urn:schemas-microsoft-com:vml" xmlns:wp14="http://schemas.microsoft.com/office/word/2010/wordprocessingDrawing" xmlns:wp="http://schemas.openxmlformats.org/drawingml/2006/wordprocessingDrawing" xmlns:w10="urn:schemas-microsoft-com:office:word" xmlns:w="http://schemas.openxmlformats.org/wordprocessingml/2006/main" xmlns:w14="http://schemas.microsoft.com/office/word/2010/wordml" xmlns:w15="http://schemas.microsoft.com/office/word/2012/wordml" xmlns:w16cex="http://schemas.microsoft.com/office/word/2018/wordml/cex" xmlns:w16cid="http://schemas.microsoft.com/office/word/2016/wordml/cid" xmlns:w16="http://schemas.microsoft.com/office/word/2018/wordml" xmlns:w16sdtdh="http://schemas.microsoft.com/office/word/2020/wordml/sdtdatahash" xmlns:w16se="http://schemas.microsoft.com/office/word/2015/wordml/symex" xmlns:wpg="http://schemas.microsoft.com/office/word/2010/wordprocessingGroup" xmlns:wpi="http://schemas.microsoft.com/office/word/2010/wordprocessingInk" xmlns:wne="http://schemas.microsoft.com/office/word/2006/wordml" xmlns:wps="http://schemas.microsoft.com/office/word/2010/wordprocessingShape"/>
-</file>
-
 <file path=word/endnotes.xml><?xml version="1.0" encoding="utf-8"?>
-<w:endnotes xmlns:wpc="http://schemas.microsoft.com/office/word/2010/wordprocessingCanvas" xmlns:mc="http://schemas.openxmlformats.org/markup-compatibility/2006" xmlns:o="urn:schemas-microsoft-com:office:office" xmlns:r="http://schemas.openxmlformats.org/officeDocument/2006/relationships" xmlns:m="http://schemas.openxmlformats.org/officeDocument/2006/math" xmlns:v="urn:schemas-microsoft-com:vml" xmlns:wp14="http://schemas.microsoft.com/office/word/2010/wordprocessingDrawing" xmlns:wp="http://schemas.openxmlformats.org/drawingml/2006/wordprocessingDrawing" xmlns:w10="urn:schemas-microsoft-com:office:word" xmlns:w="http://schemas.openxmlformats.org/wordprocessingml/2006/main" xmlns:w14="http://schemas.microsoft.com/office/word/2010/wordml" xmlns:w15="http://schemas.microsoft.com/office/word/2012/wordml" xmlns:wpg="http://schemas.microsoft.com/office/word/2010/wordprocessingGroup" xmlns:wpi="http://schemas.microsoft.com/office/word/2010/wordprocessingInk" xmlns:wne="http://schemas.microsoft.com/office/word/2006/wordml" xmlns:wps="http://schemas.microsoft.com/office/word/2010/wordprocessingShape" mc:Ignorable="w14 w15 wp14">
+<w:endnotes xmlns:wpc="http://schemas.microsoft.com/office/word/2010/wordprocessingCanvas" xmlns:cx="http://schemas.microsoft.com/office/drawing/2014/chartex" xmlns:cx1="http://schemas.microsoft.com/office/drawing/2015/9/8/chartex" xmlns:cx2="http://schemas.microsoft.com/office/drawing/2015/10/21/chartex" xmlns:cx3="http://schemas.microsoft.com/office/drawing/2016/5/9/chartex" xmlns:cx4="http://schemas.microsoft.com/office/drawing/2016/5/10/chartex" xmlns:cx5="http://schemas.microsoft.com/office/drawing/2016/5/11/chartex" xmlns:cx6="http://schemas.microsoft.com/office/drawing/2016/5/12/chartex" xmlns:cx7="http://schemas.microsoft.com/office/drawing/2016/5/13/chartex" xmlns:cx8="http://schemas.microsoft.com/office/drawing/2016/5/14/chartex" xmlns:mc="http://schemas.openxmlformats.org/markup-compatibility/2006" xmlns:aink="http://schemas.microsoft.com/office/drawing/2016/ink" xmlns:am3d="http://schemas.microsoft.com/office/drawing/2017/model3d" xmlns:o="urn:schemas-microsoft-com:office:office" xmlns:oel="http://schemas.microsoft.com/office/2019/extlst" xmlns:r="http://schemas.openxmlformats.org/officeDocument/2006/relationships" xmlns:m="http://schemas.openxmlformats.org/officeDocument/2006/math" xmlns:v="urn:schemas-microsoft-com:vml" xmlns:wp14="http://schemas.microsoft.com/office/word/2010/wordprocessingDrawing" xmlns:wp="http://schemas.openxmlformats.org/drawingml/2006/wordprocessingDrawing" xmlns:w10="urn:schemas-microsoft-com:office:word" xmlns:w="http://schemas.openxmlformats.org/wordprocessingml/2006/main" xmlns:w14="http://schemas.microsoft.com/office/word/2010/wordml" xmlns:w15="http://schemas.microsoft.com/office/word/2012/wordml" xmlns:w16cex="http://schemas.microsoft.com/office/word/2018/wordml/cex" xmlns:w16cid="http://schemas.microsoft.com/office/word/2016/wordml/cid" xmlns:w16="http://schemas.microsoft.com/office/word/2018/wordml" xmlns:w16du="http://schemas.microsoft.com/office/word/2023/wordml/word16du" xmlns:w16sdtdh="http://schemas.microsoft.com/office/word/2020/wordml/sdtdatahash" xmlns:w16sdtfl="http://schemas.microsoft.com/office/word/2024/wordml/sdtformatlock" xmlns:w16se="http://schemas.microsoft.com/office/word/2015/wordml/symex" xmlns:wpg="http://schemas.microsoft.com/office/word/2010/wordprocessingGroup" xmlns:wpi="http://schemas.microsoft.com/office/word/2010/wordprocessingInk" xmlns:wne="http://schemas.microsoft.com/office/word/2006/wordml" xmlns:wps="http://schemas.microsoft.com/office/word/2010/wordprocessingShape" mc:Ignorable="w14 w15 w16se w16cid w16 w16cex w16sdtdh w16sdtfl w16du wp14">
   <w:endnote w:type="separator" w:id="-1">
     <w:p>
-      <w:pPr>
-        <w:spacing w:after="0" w:line="240" w:lineRule="auto"/>
-      </w:pPr>
-      <w:r>
-        <w:rPr>
-          <w:rStyle w:val="EndnoteReference"/>
-        </w:rPr>
-        <w:endnoteRef/>
-      </w:r>
       <w:r>
         <w:separator/>
       </w:r>
@@ -778,15 +741,6 @@
   </w:endnote>
   <w:endnote w:type="continuationSeparator" w:id="0">
     <w:p>
-      <w:pPr>
-        <w:spacing w:after="0" w:line="240" w:lineRule="auto"/>
-      </w:pPr>
-      <w:r>
-        <w:rPr>
-          <w:rStyle w:val="EndnoteReference"/>
-        </w:rPr>
-        <w:endnoteRef/>
-      </w:r>
       <w:r>
         <w:continuationSeparator/>
       </w:r>
@@ -796,18 +750,9 @@
 </file>
 
 <file path=word/footnotes.xml><?xml version="1.0" encoding="utf-8"?>
-<w:footnotes xmlns:wpc="http://schemas.microsoft.com/office/word/2010/wordprocessingCanvas" xmlns:mc="http://schemas.openxmlformats.org/markup-compatibility/2006" xmlns:o="urn:schemas-microsoft-com:office:office" xmlns:r="http://schemas.openxmlformats.org/officeDocument/2006/relationships" xmlns:m="http://schemas.openxmlformats.org/officeDocument/2006/math" xmlns:v="urn:schemas-microsoft-com:vml" xmlns:wp14="http://schemas.microsoft.com/office/word/2010/wordprocessingDrawing" xmlns:wp="http://schemas.openxmlformats.org/drawingml/2006/wordprocessingDrawing" xmlns:w10="urn:schemas-microsoft-com:office:word" xmlns:w="http://schemas.openxmlformats.org/wordprocessingml/2006/main" xmlns:w14="http://schemas.microsoft.com/office/word/2010/wordml" xmlns:w15="http://schemas.microsoft.com/office/word/2012/wordml" xmlns:wpg="http://schemas.microsoft.com/office/word/2010/wordprocessingGroup" xmlns:wpi="http://schemas.microsoft.com/office/word/2010/wordprocessingInk" xmlns:wne="http://schemas.microsoft.com/office/word/2006/wordml" xmlns:wps="http://schemas.microsoft.com/office/word/2010/wordprocessingShape" mc:Ignorable="w14 w15 wp14">
+<w:footnotes xmlns:wpc="http://schemas.microsoft.com/office/word/2010/wordprocessingCanvas" xmlns:cx="http://schemas.microsoft.com/office/drawing/2014/chartex" xmlns:cx1="http://schemas.microsoft.com/office/drawing/2015/9/8/chartex" xmlns:cx2="http://schemas.microsoft.com/office/drawing/2015/10/21/chartex" xmlns:cx3="http://schemas.microsoft.com/office/drawing/2016/5/9/chartex" xmlns:cx4="http://schemas.microsoft.com/office/drawing/2016/5/10/chartex" xmlns:cx5="http://schemas.microsoft.com/office/drawing/2016/5/11/chartex" xmlns:cx6="http://schemas.microsoft.com/office/drawing/2016/5/12/chartex" xmlns:cx7="http://schemas.microsoft.com/office/drawing/2016/5/13/chartex" xmlns:cx8="http://schemas.microsoft.com/office/drawing/2016/5/14/chartex" xmlns:mc="http://schemas.openxmlformats.org/markup-compatibility/2006" xmlns:aink="http://schemas.microsoft.com/office/drawing/2016/ink" xmlns:am3d="http://schemas.microsoft.com/office/drawing/2017/model3d" xmlns:o="urn:schemas-microsoft-com:office:office" xmlns:oel="http://schemas.microsoft.com/office/2019/extlst" xmlns:r="http://schemas.openxmlformats.org/officeDocument/2006/relationships" xmlns:m="http://schemas.openxmlformats.org/officeDocument/2006/math" xmlns:v="urn:schemas-microsoft-com:vml" xmlns:wp14="http://schemas.microsoft.com/office/word/2010/wordprocessingDrawing" xmlns:wp="http://schemas.openxmlformats.org/drawingml/2006/wordprocessingDrawing" xmlns:w10="urn:schemas-microsoft-com:office:word" xmlns:w="http://schemas.openxmlformats.org/wordprocessingml/2006/main" xmlns:w14="http://schemas.microsoft.com/office/word/2010/wordml" xmlns:w15="http://schemas.microsoft.com/office/word/2012/wordml" xmlns:w16cex="http://schemas.microsoft.com/office/word/2018/wordml/cex" xmlns:w16cid="http://schemas.microsoft.com/office/word/2016/wordml/cid" xmlns:w16="http://schemas.microsoft.com/office/word/2018/wordml" xmlns:w16du="http://schemas.microsoft.com/office/word/2023/wordml/word16du" xmlns:w16sdtdh="http://schemas.microsoft.com/office/word/2020/wordml/sdtdatahash" xmlns:w16sdtfl="http://schemas.microsoft.com/office/word/2024/wordml/sdtformatlock" xmlns:w16se="http://schemas.microsoft.com/office/word/2015/wordml/symex" xmlns:wpg="http://schemas.microsoft.com/office/word/2010/wordprocessingGroup" xmlns:wpi="http://schemas.microsoft.com/office/word/2010/wordprocessingInk" xmlns:wne="http://schemas.microsoft.com/office/word/2006/wordml" xmlns:wps="http://schemas.microsoft.com/office/word/2010/wordprocessingShape" mc:Ignorable="w14 w15 w16se w16cid w16 w16cex w16sdtdh w16sdtfl w16du wp14">
   <w:footnote w:type="separator" w:id="-1">
     <w:p>
-      <w:pPr>
-        <w:spacing w:after="0" w:line="240" w:lineRule="auto"/>
-      </w:pPr>
-      <w:r>
-        <w:rPr>
-          <w:rStyle w:val="FootnoteReference"/>
-        </w:rPr>
-        <w:footnoteRef/>
-      </w:r>
       <w:r>
         <w:separator/>
       </w:r>
@@ -815,15 +760,6 @@
   </w:footnote>
   <w:footnote w:type="continuationSeparator" w:id="0">
     <w:p>
-      <w:pPr>
-        <w:spacing w:after="0" w:line="240" w:lineRule="auto"/>
-      </w:pPr>
-      <w:r>
-        <w:rPr>
-          <w:rStyle w:val="FootnoteReference"/>
-        </w:rPr>
-        <w:footnoteRef/>
-      </w:r>
       <w:r>
         <w:continuationSeparator/>
       </w:r>
@@ -833,10 +769,12 @@
 </file>
 
 <file path=word/numbering.xml><?xml version="1.0" encoding="utf-8"?>
-<w:numbering xmlns:wpc="http://schemas.microsoft.com/office/word/2010/wordprocessingCanvas" xmlns:mc="http://schemas.openxmlformats.org/markup-compatibility/2006" xmlns:o="urn:schemas-microsoft-com:office:office" xmlns:r="http://schemas.openxmlformats.org/officeDocument/2006/relationships" xmlns:m="http://schemas.openxmlformats.org/officeDocument/2006/math" xmlns:v="urn:schemas-microsoft-com:vml" xmlns:wp14="http://schemas.microsoft.com/office/word/2010/wordprocessingDrawing" xmlns:wp="http://schemas.openxmlformats.org/drawingml/2006/wordprocessingDrawing" xmlns:w10="urn:schemas-microsoft-com:office:word" xmlns:w="http://schemas.openxmlformats.org/wordprocessingml/2006/main" xmlns:w14="http://schemas.microsoft.com/office/word/2010/wordml" xmlns:w15="http://schemas.microsoft.com/office/word/2012/wordml" xmlns:wpg="http://schemas.microsoft.com/office/word/2010/wordprocessingGroup" xmlns:wpi="http://schemas.microsoft.com/office/word/2010/wordprocessingInk" xmlns:wne="http://schemas.microsoft.com/office/word/2006/wordml" xmlns:wps="http://schemas.microsoft.com/office/word/2010/wordprocessingShape" mc:Ignorable="w14 w15 wp14">
-  <w:abstractNum w:abstractNumId="1" w15:restartNumberingAfterBreak="0">
+<w:numbering xmlns:wpc="http://schemas.microsoft.com/office/word/2010/wordprocessingCanvas" xmlns:cx="http://schemas.microsoft.com/office/drawing/2014/chartex" xmlns:cx1="http://schemas.microsoft.com/office/drawing/2015/9/8/chartex" xmlns:cx2="http://schemas.microsoft.com/office/drawing/2015/10/21/chartex" xmlns:cx3="http://schemas.microsoft.com/office/drawing/2016/5/9/chartex" xmlns:cx4="http://schemas.microsoft.com/office/drawing/2016/5/10/chartex" xmlns:cx5="http://schemas.microsoft.com/office/drawing/2016/5/11/chartex" xmlns:cx6="http://schemas.microsoft.com/office/drawing/2016/5/12/chartex" xmlns:cx7="http://schemas.microsoft.com/office/drawing/2016/5/13/chartex" xmlns:cx8="http://schemas.microsoft.com/office/drawing/2016/5/14/chartex" xmlns:mc="http://schemas.openxmlformats.org/markup-compatibility/2006" xmlns:aink="http://schemas.microsoft.com/office/drawing/2016/ink" xmlns:am3d="http://schemas.microsoft.com/office/drawing/2017/model3d" xmlns:o="urn:schemas-microsoft-com:office:office" xmlns:oel="http://schemas.microsoft.com/office/2019/extlst" xmlns:r="http://schemas.openxmlformats.org/officeDocument/2006/relationships" xmlns:m="http://schemas.openxmlformats.org/officeDocument/2006/math" xmlns:v="urn:schemas-microsoft-com:vml" xmlns:wp14="http://schemas.microsoft.com/office/word/2010/wordprocessingDrawing" xmlns:wp="http://schemas.openxmlformats.org/drawingml/2006/wordprocessingDrawing" xmlns:w10="urn:schemas-microsoft-com:office:word" xmlns:w="http://schemas.openxmlformats.org/wordprocessingml/2006/main" xmlns:w14="http://schemas.microsoft.com/office/word/2010/wordml" xmlns:w15="http://schemas.microsoft.com/office/word/2012/wordml" xmlns:w16cex="http://schemas.microsoft.com/office/word/2018/wordml/cex" xmlns:w16cid="http://schemas.microsoft.com/office/word/2016/wordml/cid" xmlns:w16="http://schemas.microsoft.com/office/word/2018/wordml" xmlns:w16du="http://schemas.microsoft.com/office/word/2023/wordml/word16du" xmlns:w16sdtdh="http://schemas.microsoft.com/office/word/2020/wordml/sdtdatahash" xmlns:w16sdtfl="http://schemas.microsoft.com/office/word/2024/wordml/sdtformatlock" xmlns:w16se="http://schemas.microsoft.com/office/word/2015/wordml/symex" xmlns:wpg="http://schemas.microsoft.com/office/word/2010/wordprocessingGroup" xmlns:wpi="http://schemas.microsoft.com/office/word/2010/wordprocessingInk" xmlns:wne="http://schemas.microsoft.com/office/word/2006/wordml" xmlns:wps="http://schemas.microsoft.com/office/word/2010/wordprocessingShape" mc:Ignorable="w14 w15 w16se w16cid w16 w16cex w16sdtdh w16sdtfl w16du wp14">
+  <w:abstractNum w:abstractNumId="0" w15:restartNumberingAfterBreak="0">
+    <w:nsid w:val="5D8616EA"/>
     <w:multiLevelType w:val="hybridMultilevel"/>
-    <w:lvl w:ilvl="0" w15:tentative="1">
+    <w:tmpl w:val="6E88B712"/>
+    <w:lvl w:ilvl="0" w:tplc="A9DA921C">
       <w:start w:val="1"/>
       <w:numFmt w:val="bullet"/>
       <w:lvlText w:val="●"/>
@@ -845,7 +783,7 @@
         <w:ind w:left="720" w:hanging="360"/>
       </w:pPr>
     </w:lvl>
-    <w:lvl w:ilvl="1" w15:tentative="1">
+    <w:lvl w:ilvl="1" w:tplc="D31EC588">
       <w:start w:val="1"/>
       <w:numFmt w:val="bullet"/>
       <w:lvlText w:val="○"/>
@@ -854,7 +792,7 @@
         <w:ind w:left="1440" w:hanging="360"/>
       </w:pPr>
     </w:lvl>
-    <w:lvl w:ilvl="2" w15:tentative="1">
+    <w:lvl w:ilvl="2" w:tplc="95E4DAB8">
       <w:start w:val="1"/>
       <w:numFmt w:val="bullet"/>
       <w:lvlText w:val="■"/>
@@ -863,7 +801,7 @@
         <w:ind w:left="2160" w:hanging="360"/>
       </w:pPr>
     </w:lvl>
-    <w:lvl w:ilvl="3" w15:tentative="1">
+    <w:lvl w:ilvl="3" w:tplc="60FAD07C">
       <w:start w:val="1"/>
       <w:numFmt w:val="bullet"/>
       <w:lvlText w:val="●"/>
@@ -872,7 +810,7 @@
         <w:ind w:left="2880" w:hanging="360"/>
       </w:pPr>
     </w:lvl>
-    <w:lvl w:ilvl="4" w15:tentative="1">
+    <w:lvl w:ilvl="4" w:tplc="DF124A96">
       <w:start w:val="1"/>
       <w:numFmt w:val="bullet"/>
       <w:lvlText w:val="○"/>
@@ -881,7 +819,7 @@
         <w:ind w:left="3600" w:hanging="360"/>
       </w:pPr>
     </w:lvl>
-    <w:lvl w:ilvl="5" w15:tentative="1">
+    <w:lvl w:ilvl="5" w:tplc="DB16945E">
       <w:start w:val="1"/>
       <w:numFmt w:val="bullet"/>
       <w:lvlText w:val="■"/>
@@ -890,7 +828,7 @@
         <w:ind w:left="4320" w:hanging="360"/>
       </w:pPr>
     </w:lvl>
-    <w:lvl w:ilvl="6" w15:tentative="1">
+    <w:lvl w:ilvl="6" w:tplc="7B96B9A6">
       <w:start w:val="1"/>
       <w:numFmt w:val="bullet"/>
       <w:lvlText w:val="●"/>
@@ -899,7 +837,7 @@
         <w:ind w:left="5040" w:hanging="360"/>
       </w:pPr>
     </w:lvl>
-    <w:lvl w:ilvl="7" w15:tentative="1">
+    <w:lvl w:ilvl="7" w:tplc="A2A874E8">
       <w:start w:val="1"/>
       <w:numFmt w:val="bullet"/>
       <w:lvlText w:val="●"/>
@@ -908,7 +846,7 @@
         <w:ind w:left="5760" w:hanging="360"/>
       </w:pPr>
     </w:lvl>
-    <w:lvl w:ilvl="8" w15:tentative="1">
+    <w:lvl w:ilvl="8" w:tplc="79DC7388">
       <w:start w:val="1"/>
       <w:numFmt w:val="bullet"/>
       <w:lvlText w:val="●"/>
@@ -918,8 +856,8 @@
       </w:pPr>
     </w:lvl>
   </w:abstractNum>
-  <w:num w:numId="1">
-    <w:abstractNumId w:val="1"/>
+  <w:num w:numId="1" w16cid:durableId="22371182">
+    <w:abstractNumId w:val="0"/>
     <w:lvlOverride w:ilvl="0">
       <w:startOverride w:val="1"/>
     </w:lvlOverride>
@@ -928,91 +866,520 @@
 </file>
 
 <file path=word/styles.xml><?xml version="1.0" encoding="utf-8"?>
-<w:styles xmlns:mc="http://schemas.openxmlformats.org/markup-compatibility/2006" xmlns:r="http://schemas.openxmlformats.org/officeDocument/2006/relationships" xmlns:w="http://schemas.openxmlformats.org/wordprocessingml/2006/main" xmlns:w14="http://schemas.microsoft.com/office/word/2010/wordml" xmlns:w15="http://schemas.microsoft.com/office/word/2012/wordml" mc:Ignorable="w14 w15">
+<w:styles xmlns:mc="http://schemas.openxmlformats.org/markup-compatibility/2006" xmlns:r="http://schemas.openxmlformats.org/officeDocument/2006/relationships" xmlns:w="http://schemas.openxmlformats.org/wordprocessingml/2006/main" xmlns:w14="http://schemas.microsoft.com/office/word/2010/wordml" xmlns:w15="http://schemas.microsoft.com/office/word/2012/wordml" xmlns:w16cex="http://schemas.microsoft.com/office/word/2018/wordml/cex" xmlns:w16cid="http://schemas.microsoft.com/office/word/2016/wordml/cid" xmlns:w16="http://schemas.microsoft.com/office/word/2018/wordml" xmlns:w16du="http://schemas.microsoft.com/office/word/2023/wordml/word16du" xmlns:w16sdtdh="http://schemas.microsoft.com/office/word/2020/wordml/sdtdatahash" xmlns:w16sdtfl="http://schemas.microsoft.com/office/word/2024/wordml/sdtformatlock" xmlns:w16se="http://schemas.microsoft.com/office/word/2015/wordml/symex" mc:Ignorable="w14 w15 w16se w16cid w16 w16cex w16sdtdh w16sdtfl w16du">
   <w:docDefaults>
     <w:rPrDefault>
       <w:rPr>
-        <w:rFonts w:ascii="Calibri" w:cs="Calibri" w:eastAsia="Calibri" w:hAnsi="Calibri"/>
+        <w:rFonts w:ascii="Calibri" w:eastAsia="Calibri" w:hAnsi="Calibri" w:cs="Calibri"/>
+        <w:lang w:val="en-IN" w:eastAsia="en-IN" w:bidi="ar-SA"/>
       </w:rPr>
     </w:rPrDefault>
     <w:pPrDefault/>
   </w:docDefaults>
+  <w:latentStyles w:defLockedState="0" w:defUIPriority="99" w:defSemiHidden="0" w:defUnhideWhenUsed="0" w:defQFormat="0" w:count="376">
+    <w:lsdException w:name="Normal" w:uiPriority="0" w:qFormat="1"/>
+    <w:lsdException w:name="heading 1" w:uiPriority="9" w:qFormat="1"/>
+    <w:lsdException w:name="heading 2" w:semiHidden="1" w:uiPriority="9" w:unhideWhenUsed="1" w:qFormat="1"/>
+    <w:lsdException w:name="heading 3" w:semiHidden="1" w:uiPriority="9" w:unhideWhenUsed="1" w:qFormat="1"/>
+    <w:lsdException w:name="heading 4" w:semiHidden="1" w:uiPriority="9" w:unhideWhenUsed="1" w:qFormat="1"/>
+    <w:lsdException w:name="heading 5" w:semiHidden="1" w:uiPriority="9" w:unhideWhenUsed="1" w:qFormat="1"/>
+    <w:lsdException w:name="heading 6" w:semiHidden="1" w:uiPriority="9" w:unhideWhenUsed="1" w:qFormat="1"/>
+    <w:lsdException w:name="heading 7" w:semiHidden="1" w:uiPriority="9" w:unhideWhenUsed="1" w:qFormat="1"/>
+    <w:lsdException w:name="heading 8" w:semiHidden="1" w:uiPriority="9" w:unhideWhenUsed="1" w:qFormat="1"/>
+    <w:lsdException w:name="heading 9" w:semiHidden="1" w:uiPriority="9" w:unhideWhenUsed="1" w:qFormat="1"/>
+    <w:lsdException w:name="index 1" w:semiHidden="1" w:unhideWhenUsed="1"/>
+    <w:lsdException w:name="index 2" w:semiHidden="1" w:unhideWhenUsed="1"/>
+    <w:lsdException w:name="index 3" w:semiHidden="1" w:unhideWhenUsed="1"/>
+    <w:lsdException w:name="index 4" w:semiHidden="1" w:unhideWhenUsed="1"/>
+    <w:lsdException w:name="index 5" w:semiHidden="1" w:unhideWhenUsed="1"/>
+    <w:lsdException w:name="index 6" w:semiHidden="1" w:unhideWhenUsed="1"/>
+    <w:lsdException w:name="index 7" w:semiHidden="1" w:unhideWhenUsed="1"/>
+    <w:lsdException w:name="index 8" w:semiHidden="1" w:unhideWhenUsed="1"/>
+    <w:lsdException w:name="index 9" w:semiHidden="1" w:unhideWhenUsed="1"/>
+    <w:lsdException w:name="toc 1" w:semiHidden="1" w:uiPriority="39" w:unhideWhenUsed="1"/>
+    <w:lsdException w:name="toc 2" w:semiHidden="1" w:uiPriority="39" w:unhideWhenUsed="1"/>
+    <w:lsdException w:name="toc 3" w:semiHidden="1" w:uiPriority="39" w:unhideWhenUsed="1"/>
+    <w:lsdException w:name="toc 4" w:semiHidden="1" w:uiPriority="39" w:unhideWhenUsed="1"/>
+    <w:lsdException w:name="toc 5" w:semiHidden="1" w:uiPriority="39" w:unhideWhenUsed="1"/>
+    <w:lsdException w:name="toc 6" w:semiHidden="1" w:uiPriority="39" w:unhideWhenUsed="1"/>
+    <w:lsdException w:name="toc 7" w:semiHidden="1" w:uiPriority="39" w:unhideWhenUsed="1"/>
+    <w:lsdException w:name="toc 8" w:semiHidden="1" w:uiPriority="39" w:unhideWhenUsed="1"/>
+    <w:lsdException w:name="toc 9" w:semiHidden="1" w:uiPriority="39" w:unhideWhenUsed="1"/>
+    <w:lsdException w:name="Normal Indent" w:semiHidden="1" w:unhideWhenUsed="1"/>
+    <w:lsdException w:name="footnote text" w:semiHidden="1" w:unhideWhenUsed="1"/>
+    <w:lsdException w:name="annotation text" w:semiHidden="1" w:unhideWhenUsed="1"/>
+    <w:lsdException w:name="header" w:semiHidden="1" w:unhideWhenUsed="1"/>
+    <w:lsdException w:name="footer" w:semiHidden="1" w:unhideWhenUsed="1"/>
+    <w:lsdException w:name="index heading" w:semiHidden="1" w:unhideWhenUsed="1"/>
+    <w:lsdException w:name="caption" w:semiHidden="1" w:uiPriority="35" w:unhideWhenUsed="1" w:qFormat="1"/>
+    <w:lsdException w:name="table of figures" w:semiHidden="1" w:unhideWhenUsed="1"/>
+    <w:lsdException w:name="envelope address" w:semiHidden="1" w:unhideWhenUsed="1"/>
+    <w:lsdException w:name="envelope return" w:semiHidden="1" w:unhideWhenUsed="1"/>
+    <w:lsdException w:name="footnote reference" w:semiHidden="1" w:unhideWhenUsed="1"/>
+    <w:lsdException w:name="annotation reference" w:semiHidden="1" w:unhideWhenUsed="1"/>
+    <w:lsdException w:name="line number" w:semiHidden="1" w:unhideWhenUsed="1"/>
+    <w:lsdException w:name="page number" w:semiHidden="1" w:unhideWhenUsed="1"/>
+    <w:lsdException w:name="endnote reference" w:semiHidden="1" w:unhideWhenUsed="1"/>
+    <w:lsdException w:name="endnote text" w:semiHidden="1" w:unhideWhenUsed="1"/>
+    <w:lsdException w:name="table of authorities" w:semiHidden="1" w:unhideWhenUsed="1"/>
+    <w:lsdException w:name="macro" w:semiHidden="1" w:unhideWhenUsed="1"/>
+    <w:lsdException w:name="toa heading" w:semiHidden="1" w:unhideWhenUsed="1"/>
+    <w:lsdException w:name="List" w:semiHidden="1" w:unhideWhenUsed="1"/>
+    <w:lsdException w:name="List Bullet" w:semiHidden="1" w:unhideWhenUsed="1"/>
+    <w:lsdException w:name="List Number" w:semiHidden="1" w:unhideWhenUsed="1"/>
+    <w:lsdException w:name="List 2" w:semiHidden="1" w:unhideWhenUsed="1"/>
+    <w:lsdException w:name="List 3" w:semiHidden="1" w:unhideWhenUsed="1"/>
+    <w:lsdException w:name="List 4" w:semiHidden="1" w:unhideWhenUsed="1"/>
+    <w:lsdException w:name="List 5" w:semiHidden="1" w:unhideWhenUsed="1"/>
+    <w:lsdException w:name="List Bullet 2" w:semiHidden="1" w:unhideWhenUsed="1"/>
+    <w:lsdException w:name="List Bullet 3" w:semiHidden="1" w:unhideWhenUsed="1"/>
+    <w:lsdException w:name="List Bullet 4" w:semiHidden="1" w:unhideWhenUsed="1"/>
+    <w:lsdException w:name="List Bullet 5" w:semiHidden="1" w:unhideWhenUsed="1"/>
+    <w:lsdException w:name="List Number 2" w:semiHidden="1" w:unhideWhenUsed="1"/>
+    <w:lsdException w:name="List Number 3" w:semiHidden="1" w:unhideWhenUsed="1"/>
+    <w:lsdException w:name="List Number 4" w:semiHidden="1" w:unhideWhenUsed="1"/>
+    <w:lsdException w:name="List Number 5" w:semiHidden="1" w:unhideWhenUsed="1"/>
+    <w:lsdException w:name="Title" w:uiPriority="10" w:qFormat="1"/>
+    <w:lsdException w:name="Closing" w:semiHidden="1" w:unhideWhenUsed="1"/>
+    <w:lsdException w:name="Signature" w:semiHidden="1" w:unhideWhenUsed="1"/>
+    <w:lsdException w:name="Default Paragraph Font" w:semiHidden="1" w:uiPriority="1" w:unhideWhenUsed="1"/>
+    <w:lsdException w:name="Body Text" w:semiHidden="1" w:unhideWhenUsed="1"/>
+    <w:lsdException w:name="Body Text Indent" w:semiHidden="1" w:unhideWhenUsed="1"/>
+    <w:lsdException w:name="List Continue" w:semiHidden="1" w:unhideWhenUsed="1"/>
+    <w:lsdException w:name="List Continue 2" w:semiHidden="1" w:unhideWhenUsed="1"/>
+    <w:lsdException w:name="List Continue 3" w:semiHidden="1" w:unhideWhenUsed="1"/>
+    <w:lsdException w:name="List Continue 4" w:semiHidden="1" w:unhideWhenUsed="1"/>
+    <w:lsdException w:name="List Continue 5" w:semiHidden="1" w:unhideWhenUsed="1"/>
+    <w:lsdException w:name="Message Header" w:semiHidden="1" w:unhideWhenUsed="1"/>
+    <w:lsdException w:name="Subtitle" w:uiPriority="11" w:qFormat="1"/>
+    <w:lsdException w:name="Salutation" w:semiHidden="1" w:unhideWhenUsed="1"/>
+    <w:lsdException w:name="Date" w:semiHidden="1" w:unhideWhenUsed="1"/>
+    <w:lsdException w:name="Body Text First Indent" w:semiHidden="1" w:unhideWhenUsed="1"/>
+    <w:lsdException w:name="Body Text First Indent 2" w:semiHidden="1" w:unhideWhenUsed="1"/>
+    <w:lsdException w:name="Note Heading" w:semiHidden="1" w:unhideWhenUsed="1"/>
+    <w:lsdException w:name="Body Text 2" w:semiHidden="1" w:unhideWhenUsed="1"/>
+    <w:lsdException w:name="Body Text 3" w:semiHidden="1" w:unhideWhenUsed="1"/>
+    <w:lsdException w:name="Body Text Indent 2" w:semiHidden="1" w:unhideWhenUsed="1"/>
+    <w:lsdException w:name="Body Text Indent 3" w:semiHidden="1" w:unhideWhenUsed="1"/>
+    <w:lsdException w:name="Block Text" w:semiHidden="1" w:unhideWhenUsed="1"/>
+    <w:lsdException w:name="Hyperlink" w:semiHidden="1" w:unhideWhenUsed="1"/>
+    <w:lsdException w:name="FollowedHyperlink" w:semiHidden="1" w:unhideWhenUsed="1"/>
+    <w:lsdException w:name="Strong" w:uiPriority="22" w:qFormat="1"/>
+    <w:lsdException w:name="Emphasis" w:uiPriority="20" w:qFormat="1"/>
+    <w:lsdException w:name="Document Map" w:semiHidden="1" w:unhideWhenUsed="1"/>
+    <w:lsdException w:name="Plain Text" w:semiHidden="1" w:unhideWhenUsed="1"/>
+    <w:lsdException w:name="E-mail Signature" w:semiHidden="1" w:unhideWhenUsed="1"/>
+    <w:lsdException w:name="HTML Top of Form" w:semiHidden="1" w:unhideWhenUsed="1"/>
+    <w:lsdException w:name="HTML Bottom of Form" w:semiHidden="1" w:unhideWhenUsed="1"/>
+    <w:lsdException w:name="Normal (Web)" w:semiHidden="1" w:unhideWhenUsed="1"/>
+    <w:lsdException w:name="HTML Acronym" w:semiHidden="1" w:unhideWhenUsed="1"/>
+    <w:lsdException w:name="HTML Address" w:semiHidden="1" w:unhideWhenUsed="1"/>
+    <w:lsdException w:name="HTML Cite" w:semiHidden="1" w:unhideWhenUsed="1"/>
+    <w:lsdException w:name="HTML Code" w:semiHidden="1" w:unhideWhenUsed="1"/>
+    <w:lsdException w:name="HTML Definition" w:semiHidden="1" w:unhideWhenUsed="1"/>
+    <w:lsdException w:name="HTML Keyboard" w:semiHidden="1" w:unhideWhenUsed="1"/>
+    <w:lsdException w:name="HTML Preformatted" w:semiHidden="1" w:unhideWhenUsed="1"/>
+    <w:lsdException w:name="HTML Sample" w:semiHidden="1" w:unhideWhenUsed="1"/>
+    <w:lsdException w:name="HTML Typewriter" w:semiHidden="1" w:unhideWhenUsed="1"/>
+    <w:lsdException w:name="HTML Variable" w:semiHidden="1" w:unhideWhenUsed="1"/>
+    <w:lsdException w:name="Normal Table" w:semiHidden="1" w:unhideWhenUsed="1"/>
+    <w:lsdException w:name="annotation subject" w:semiHidden="1" w:unhideWhenUsed="1"/>
+    <w:lsdException w:name="No List" w:semiHidden="1" w:unhideWhenUsed="1"/>
+    <w:lsdException w:name="Outline List 1" w:semiHidden="1" w:unhideWhenUsed="1"/>
+    <w:lsdException w:name="Outline List 2" w:semiHidden="1" w:unhideWhenUsed="1"/>
+    <w:lsdException w:name="Outline List 3" w:semiHidden="1" w:unhideWhenUsed="1"/>
+    <w:lsdException w:name="Table Simple 1" w:semiHidden="1" w:unhideWhenUsed="1"/>
+    <w:lsdException w:name="Table Simple 2" w:semiHidden="1" w:unhideWhenUsed="1"/>
+    <w:lsdException w:name="Table Simple 3" w:semiHidden="1" w:unhideWhenUsed="1"/>
+    <w:lsdException w:name="Table Classic 1" w:semiHidden="1" w:unhideWhenUsed="1"/>
+    <w:lsdException w:name="Table Classic 2" w:semiHidden="1" w:unhideWhenUsed="1"/>
+    <w:lsdException w:name="Table Classic 3" w:semiHidden="1" w:unhideWhenUsed="1"/>
+    <w:lsdException w:name="Table Classic 4" w:semiHidden="1" w:unhideWhenUsed="1"/>
+    <w:lsdException w:name="Table Colorful 1" w:semiHidden="1" w:unhideWhenUsed="1"/>
+    <w:lsdException w:name="Table Colorful 2" w:semiHidden="1" w:unhideWhenUsed="1"/>
+    <w:lsdException w:name="Table Colorful 3" w:semiHidden="1" w:unhideWhenUsed="1"/>
+    <w:lsdException w:name="Table Columns 1" w:semiHidden="1" w:unhideWhenUsed="1"/>
+    <w:lsdException w:name="Table Columns 2" w:semiHidden="1" w:unhideWhenUsed="1"/>
+    <w:lsdException w:name="Table Columns 3" w:semiHidden="1" w:unhideWhenUsed="1"/>
+    <w:lsdException w:name="Table Columns 4" w:semiHidden="1" w:unhideWhenUsed="1"/>
+    <w:lsdException w:name="Table Columns 5" w:semiHidden="1" w:unhideWhenUsed="1"/>
+    <w:lsdException w:name="Table Grid 1" w:semiHidden="1" w:unhideWhenUsed="1"/>
+    <w:lsdException w:name="Table Grid 2" w:semiHidden="1" w:unhideWhenUsed="1"/>
+    <w:lsdException w:name="Table Grid 3" w:semiHidden="1" w:unhideWhenUsed="1"/>
+    <w:lsdException w:name="Table Grid 4" w:semiHidden="1" w:unhideWhenUsed="1"/>
+    <w:lsdException w:name="Table Grid 5" w:semiHidden="1" w:unhideWhenUsed="1"/>
+    <w:lsdException w:name="Table Grid 6" w:semiHidden="1" w:unhideWhenUsed="1"/>
+    <w:lsdException w:name="Table Grid 7" w:semiHidden="1" w:unhideWhenUsed="1"/>
+    <w:lsdException w:name="Table Grid 8" w:semiHidden="1" w:unhideWhenUsed="1"/>
+    <w:lsdException w:name="Table List 1" w:semiHidden="1" w:unhideWhenUsed="1"/>
+    <w:lsdException w:name="Table List 2" w:semiHidden="1" w:unhideWhenUsed="1"/>
+    <w:lsdException w:name="Table List 3" w:semiHidden="1" w:unhideWhenUsed="1"/>
+    <w:lsdException w:name="Table List 4" w:semiHidden="1" w:unhideWhenUsed="1"/>
+    <w:lsdException w:name="Table List 5" w:semiHidden="1" w:unhideWhenUsed="1"/>
+    <w:lsdException w:name="Table List 6" w:semiHidden="1" w:unhideWhenUsed="1"/>
+    <w:lsdException w:name="Table List 7" w:semiHidden="1" w:unhideWhenUsed="1"/>
+    <w:lsdException w:name="Table List 8" w:semiHidden="1" w:unhideWhenUsed="1"/>
+    <w:lsdException w:name="Table 3D effects 1" w:semiHidden="1" w:unhideWhenUsed="1"/>
+    <w:lsdException w:name="Table 3D effects 2" w:semiHidden="1" w:unhideWhenUsed="1"/>
+    <w:lsdException w:name="Table 3D effects 3" w:semiHidden="1" w:unhideWhenUsed="1"/>
+    <w:lsdException w:name="Table Contemporary" w:semiHidden="1" w:unhideWhenUsed="1"/>
+    <w:lsdException w:name="Table Elegant" w:semiHidden="1" w:unhideWhenUsed="1"/>
+    <w:lsdException w:name="Table Professional" w:semiHidden="1" w:unhideWhenUsed="1"/>
+    <w:lsdException w:name="Table Subtle 1" w:semiHidden="1" w:unhideWhenUsed="1"/>
+    <w:lsdException w:name="Table Subtle 2" w:semiHidden="1" w:unhideWhenUsed="1"/>
+    <w:lsdException w:name="Table Web 1" w:semiHidden="1" w:unhideWhenUsed="1"/>
+    <w:lsdException w:name="Table Web 2" w:semiHidden="1" w:unhideWhenUsed="1"/>
+    <w:lsdException w:name="Table Web 3" w:semiHidden="1" w:unhideWhenUsed="1"/>
+    <w:lsdException w:name="Balloon Text" w:semiHidden="1" w:unhideWhenUsed="1"/>
+    <w:lsdException w:name="Table Grid" w:uiPriority="39"/>
+    <w:lsdException w:name="Table Theme" w:semiHidden="1" w:unhideWhenUsed="1"/>
+    <w:lsdException w:name="Placeholder Text" w:semiHidden="1"/>
+    <w:lsdException w:name="No Spacing" w:uiPriority="1" w:qFormat="1"/>
+    <w:lsdException w:name="Light Shading" w:uiPriority="60"/>
+    <w:lsdException w:name="Light List" w:uiPriority="61"/>
+    <w:lsdException w:name="Light Grid" w:uiPriority="62"/>
+    <w:lsdException w:name="Medium Shading 1" w:uiPriority="63"/>
+    <w:lsdException w:name="Medium Shading 2" w:uiPriority="64"/>
+    <w:lsdException w:name="Medium List 1" w:uiPriority="65"/>
+    <w:lsdException w:name="Medium List 2" w:uiPriority="66"/>
+    <w:lsdException w:name="Medium Grid 1" w:uiPriority="67"/>
+    <w:lsdException w:name="Medium Grid 2" w:uiPriority="68"/>
+    <w:lsdException w:name="Medium Grid 3" w:uiPriority="69"/>
+    <w:lsdException w:name="Dark List" w:uiPriority="70"/>
+    <w:lsdException w:name="Colorful Shading" w:uiPriority="71"/>
+    <w:lsdException w:name="Colorful List" w:uiPriority="72"/>
+    <w:lsdException w:name="Colorful Grid" w:uiPriority="73"/>
+    <w:lsdException w:name="Light Shading Accent 1" w:uiPriority="60"/>
+    <w:lsdException w:name="Light List Accent 1" w:uiPriority="61"/>
+    <w:lsdException w:name="Light Grid Accent 1" w:uiPriority="62"/>
+    <w:lsdException w:name="Medium Shading 1 Accent 1" w:uiPriority="63"/>
+    <w:lsdException w:name="Medium Shading 2 Accent 1" w:uiPriority="64"/>
+    <w:lsdException w:name="Medium List 1 Accent 1" w:uiPriority="65"/>
+    <w:lsdException w:name="Revision" w:semiHidden="1"/>
+    <w:lsdException w:name="List Paragraph" w:uiPriority="34" w:qFormat="1"/>
+    <w:lsdException w:name="Quote" w:uiPriority="29" w:qFormat="1"/>
+    <w:lsdException w:name="Intense Quote" w:uiPriority="30" w:qFormat="1"/>
+    <w:lsdException w:name="Medium List 2 Accent 1" w:uiPriority="66"/>
+    <w:lsdException w:name="Medium Grid 1 Accent 1" w:uiPriority="67"/>
+    <w:lsdException w:name="Medium Grid 2 Accent 1" w:uiPriority="68"/>
+    <w:lsdException w:name="Medium Grid 3 Accent 1" w:uiPriority="69"/>
+    <w:lsdException w:name="Dark List Accent 1" w:uiPriority="70"/>
+    <w:lsdException w:name="Colorful Shading Accent 1" w:uiPriority="71"/>
+    <w:lsdException w:name="Colorful List Accent 1" w:uiPriority="72"/>
+    <w:lsdException w:name="Colorful Grid Accent 1" w:uiPriority="73"/>
+    <w:lsdException w:name="Light Shading Accent 2" w:uiPriority="60"/>
+    <w:lsdException w:name="Light List Accent 2" w:uiPriority="61"/>
+    <w:lsdException w:name="Light Grid Accent 2" w:uiPriority="62"/>
+    <w:lsdException w:name="Medium Shading 1 Accent 2" w:uiPriority="63"/>
+    <w:lsdException w:name="Medium Shading 2 Accent 2" w:uiPriority="64"/>
+    <w:lsdException w:name="Medium List 1 Accent 2" w:uiPriority="65"/>
+    <w:lsdException w:name="Medium List 2 Accent 2" w:uiPriority="66"/>
+    <w:lsdException w:name="Medium Grid 1 Accent 2" w:uiPriority="67"/>
+    <w:lsdException w:name="Medium Grid 2 Accent 2" w:uiPriority="68"/>
+    <w:lsdException w:name="Medium Grid 3 Accent 2" w:uiPriority="69"/>
+    <w:lsdException w:name="Dark List Accent 2" w:uiPriority="70"/>
+    <w:lsdException w:name="Colorful Shading Accent 2" w:uiPriority="71"/>
+    <w:lsdException w:name="Colorful List Accent 2" w:uiPriority="72"/>
+    <w:lsdException w:name="Colorful Grid Accent 2" w:uiPriority="73"/>
+    <w:lsdException w:name="Light Shading Accent 3" w:uiPriority="60"/>
+    <w:lsdException w:name="Light List Accent 3" w:uiPriority="61"/>
+    <w:lsdException w:name="Light Grid Accent 3" w:uiPriority="62"/>
+    <w:lsdException w:name="Medium Shading 1 Accent 3" w:uiPriority="63"/>
+    <w:lsdException w:name="Medium Shading 2 Accent 3" w:uiPriority="64"/>
+    <w:lsdException w:name="Medium List 1 Accent 3" w:uiPriority="65"/>
+    <w:lsdException w:name="Medium List 2 Accent 3" w:uiPriority="66"/>
+    <w:lsdException w:name="Medium Grid 1 Accent 3" w:uiPriority="67"/>
+    <w:lsdException w:name="Medium Grid 2 Accent 3" w:uiPriority="68"/>
+    <w:lsdException w:name="Medium Grid 3 Accent 3" w:uiPriority="69"/>
+    <w:lsdException w:name="Dark List Accent 3" w:uiPriority="70"/>
+    <w:lsdException w:name="Colorful Shading Accent 3" w:uiPriority="71"/>
+    <w:lsdException w:name="Colorful List Accent 3" w:uiPriority="72"/>
+    <w:lsdException w:name="Colorful Grid Accent 3" w:uiPriority="73"/>
+    <w:lsdException w:name="Light Shading Accent 4" w:uiPriority="60"/>
+    <w:lsdException w:name="Light List Accent 4" w:uiPriority="61"/>
+    <w:lsdException w:name="Light Grid Accent 4" w:uiPriority="62"/>
+    <w:lsdException w:name="Medium Shading 1 Accent 4" w:uiPriority="63"/>
+    <w:lsdException w:name="Medium Shading 2 Accent 4" w:uiPriority="64"/>
+    <w:lsdException w:name="Medium List 1 Accent 4" w:uiPriority="65"/>
+    <w:lsdException w:name="Medium List 2 Accent 4" w:uiPriority="66"/>
+    <w:lsdException w:name="Medium Grid 1 Accent 4" w:uiPriority="67"/>
+    <w:lsdException w:name="Medium Grid 2 Accent 4" w:uiPriority="68"/>
+    <w:lsdException w:name="Medium Grid 3 Accent 4" w:uiPriority="69"/>
+    <w:lsdException w:name="Dark List Accent 4" w:uiPriority="70"/>
+    <w:lsdException w:name="Colorful Shading Accent 4" w:uiPriority="71"/>
+    <w:lsdException w:name="Colorful List Accent 4" w:uiPriority="72"/>
+    <w:lsdException w:name="Colorful Grid Accent 4" w:uiPriority="73"/>
+    <w:lsdException w:name="Light Shading Accent 5" w:uiPriority="60"/>
+    <w:lsdException w:name="Light List Accent 5" w:uiPriority="61"/>
+    <w:lsdException w:name="Light Grid Accent 5" w:uiPriority="62"/>
+    <w:lsdException w:name="Medium Shading 1 Accent 5" w:uiPriority="63"/>
+    <w:lsdException w:name="Medium Shading 2 Accent 5" w:uiPriority="64"/>
+    <w:lsdException w:name="Medium List 1 Accent 5" w:uiPriority="65"/>
+    <w:lsdException w:name="Medium List 2 Accent 5" w:uiPriority="66"/>
+    <w:lsdException w:name="Medium Grid 1 Accent 5" w:uiPriority="67"/>
+    <w:lsdException w:name="Medium Grid 2 Accent 5" w:uiPriority="68"/>
+    <w:lsdException w:name="Medium Grid 3 Accent 5" w:uiPriority="69"/>
+    <w:lsdException w:name="Dark List Accent 5" w:uiPriority="70"/>
+    <w:lsdException w:name="Colorful Shading Accent 5" w:uiPriority="71"/>
+    <w:lsdException w:name="Colorful List Accent 5" w:uiPriority="72"/>
+    <w:lsdException w:name="Colorful Grid Accent 5" w:uiPriority="73"/>
+    <w:lsdException w:name="Light Shading Accent 6" w:uiPriority="60"/>
+    <w:lsdException w:name="Light List Accent 6" w:uiPriority="61"/>
+    <w:lsdException w:name="Light Grid Accent 6" w:uiPriority="62"/>
+    <w:lsdException w:name="Medium Shading 1 Accent 6" w:uiPriority="63"/>
+    <w:lsdException w:name="Medium Shading 2 Accent 6" w:uiPriority="64"/>
+    <w:lsdException w:name="Medium List 1 Accent 6" w:uiPriority="65"/>
+    <w:lsdException w:name="Medium List 2 Accent 6" w:uiPriority="66"/>
+    <w:lsdException w:name="Medium Grid 1 Accent 6" w:uiPriority="67"/>
+    <w:lsdException w:name="Medium Grid 2 Accent 6" w:uiPriority="68"/>
+    <w:lsdException w:name="Medium Grid 3 Accent 6" w:uiPriority="69"/>
+    <w:lsdException w:name="Dark List Accent 6" w:uiPriority="70"/>
+    <w:lsdException w:name="Colorful Shading Accent 6" w:uiPriority="71"/>
+    <w:lsdException w:name="Colorful List Accent 6" w:uiPriority="72"/>
+    <w:lsdException w:name="Colorful Grid Accent 6" w:uiPriority="73"/>
+    <w:lsdException w:name="Subtle Emphasis" w:uiPriority="19" w:qFormat="1"/>
+    <w:lsdException w:name="Intense Emphasis" w:uiPriority="21" w:qFormat="1"/>
+    <w:lsdException w:name="Subtle Reference" w:uiPriority="31" w:qFormat="1"/>
+    <w:lsdException w:name="Intense Reference" w:uiPriority="32" w:qFormat="1"/>
+    <w:lsdException w:name="Book Title" w:uiPriority="33" w:qFormat="1"/>
+    <w:lsdException w:name="Bibliography" w:semiHidden="1" w:uiPriority="37" w:unhideWhenUsed="1"/>
+    <w:lsdException w:name="TOC Heading" w:semiHidden="1" w:uiPriority="39" w:unhideWhenUsed="1" w:qFormat="1"/>
+    <w:lsdException w:name="Plain Table 1" w:uiPriority="41"/>
+    <w:lsdException w:name="Plain Table 2" w:uiPriority="42"/>
+    <w:lsdException w:name="Plain Table 3" w:uiPriority="43"/>
+    <w:lsdException w:name="Plain Table 4" w:uiPriority="44"/>
+    <w:lsdException w:name="Plain Table 5" w:uiPriority="45"/>
+    <w:lsdException w:name="Grid Table Light" w:uiPriority="40"/>
+    <w:lsdException w:name="Grid Table 1 Light" w:uiPriority="46"/>
+    <w:lsdException w:name="Grid Table 2" w:uiPriority="47"/>
+    <w:lsdException w:name="Grid Table 3" w:uiPriority="48"/>
+    <w:lsdException w:name="Grid Table 4" w:uiPriority="49"/>
+    <w:lsdException w:name="Grid Table 5 Dark" w:uiPriority="50"/>
+    <w:lsdException w:name="Grid Table 6 Colorful" w:uiPriority="51"/>
+    <w:lsdException w:name="Grid Table 7 Colorful" w:uiPriority="52"/>
+    <w:lsdException w:name="Grid Table 1 Light Accent 1" w:uiPriority="46"/>
+    <w:lsdException w:name="Grid Table 2 Accent 1" w:uiPriority="47"/>
+    <w:lsdException w:name="Grid Table 3 Accent 1" w:uiPriority="48"/>
+    <w:lsdException w:name="Grid Table 4 Accent 1" w:uiPriority="49"/>
+    <w:lsdException w:name="Grid Table 5 Dark Accent 1" w:uiPriority="50"/>
+    <w:lsdException w:name="Grid Table 6 Colorful Accent 1" w:uiPriority="51"/>
+    <w:lsdException w:name="Grid Table 7 Colorful Accent 1" w:uiPriority="52"/>
+    <w:lsdException w:name="Grid Table 1 Light Accent 2" w:uiPriority="46"/>
+    <w:lsdException w:name="Grid Table 2 Accent 2" w:uiPriority="47"/>
+    <w:lsdException w:name="Grid Table 3 Accent 2" w:uiPriority="48"/>
+    <w:lsdException w:name="Grid Table 4 Accent 2" w:uiPriority="49"/>
+    <w:lsdException w:name="Grid Table 5 Dark Accent 2" w:uiPriority="50"/>
+    <w:lsdException w:name="Grid Table 6 Colorful Accent 2" w:uiPriority="51"/>
+    <w:lsdException w:name="Grid Table 7 Colorful Accent 2" w:uiPriority="52"/>
+    <w:lsdException w:name="Grid Table 1 Light Accent 3" w:uiPriority="46"/>
+    <w:lsdException w:name="Grid Table 2 Accent 3" w:uiPriority="47"/>
+    <w:lsdException w:name="Grid Table 3 Accent 3" w:uiPriority="48"/>
+    <w:lsdException w:name="Grid Table 4 Accent 3" w:uiPriority="49"/>
+    <w:lsdException w:name="Grid Table 5 Dark Accent 3" w:uiPriority="50"/>
+    <w:lsdException w:name="Grid Table 6 Colorful Accent 3" w:uiPriority="51"/>
+    <w:lsdException w:name="Grid Table 7 Colorful Accent 3" w:uiPriority="52"/>
+    <w:lsdException w:name="Grid Table 1 Light Accent 4" w:uiPriority="46"/>
+    <w:lsdException w:name="Grid Table 2 Accent 4" w:uiPriority="47"/>
+    <w:lsdException w:name="Grid Table 3 Accent 4" w:uiPriority="48"/>
+    <w:lsdException w:name="Grid Table 4 Accent 4" w:uiPriority="49"/>
+    <w:lsdException w:name="Grid Table 5 Dark Accent 4" w:uiPriority="50"/>
+    <w:lsdException w:name="Grid Table 6 Colorful Accent 4" w:uiPriority="51"/>
+    <w:lsdException w:name="Grid Table 7 Colorful Accent 4" w:uiPriority="52"/>
+    <w:lsdException w:name="Grid Table 1 Light Accent 5" w:uiPriority="46"/>
+    <w:lsdException w:name="Grid Table 2 Accent 5" w:uiPriority="47"/>
+    <w:lsdException w:name="Grid Table 3 Accent 5" w:uiPriority="48"/>
+    <w:lsdException w:name="Grid Table 4 Accent 5" w:uiPriority="49"/>
+    <w:lsdException w:name="Grid Table 5 Dark Accent 5" w:uiPriority="50"/>
+    <w:lsdException w:name="Grid Table 6 Colorful Accent 5" w:uiPriority="51"/>
+    <w:lsdException w:name="Grid Table 7 Colorful Accent 5" w:uiPriority="52"/>
+    <w:lsdException w:name="Grid Table 1 Light Accent 6" w:uiPriority="46"/>
+    <w:lsdException w:name="Grid Table 2 Accent 6" w:uiPriority="47"/>
+    <w:lsdException w:name="Grid Table 3 Accent 6" w:uiPriority="48"/>
+    <w:lsdException w:name="Grid Table 4 Accent 6" w:uiPriority="49"/>
+    <w:lsdException w:name="Grid Table 5 Dark Accent 6" w:uiPriority="50"/>
+    <w:lsdException w:name="Grid Table 6 Colorful Accent 6" w:uiPriority="51"/>
+    <w:lsdException w:name="Grid Table 7 Colorful Accent 6" w:uiPriority="52"/>
+    <w:lsdException w:name="List Table 1 Light" w:uiPriority="46"/>
+    <w:lsdException w:name="List Table 2" w:uiPriority="47"/>
+    <w:lsdException w:name="List Table 3" w:uiPriority="48"/>
+    <w:lsdException w:name="List Table 4" w:uiPriority="49"/>
+    <w:lsdException w:name="List Table 5 Dark" w:uiPriority="50"/>
+    <w:lsdException w:name="List Table 6 Colorful" w:uiPriority="51"/>
+    <w:lsdException w:name="List Table 7 Colorful" w:uiPriority="52"/>
+    <w:lsdException w:name="List Table 1 Light Accent 1" w:uiPriority="46"/>
+    <w:lsdException w:name="List Table 2 Accent 1" w:uiPriority="47"/>
+    <w:lsdException w:name="List Table 3 Accent 1" w:uiPriority="48"/>
+    <w:lsdException w:name="List Table 4 Accent 1" w:uiPriority="49"/>
+    <w:lsdException w:name="List Table 5 Dark Accent 1" w:uiPriority="50"/>
+    <w:lsdException w:name="List Table 6 Colorful Accent 1" w:uiPriority="51"/>
+    <w:lsdException w:name="List Table 7 Colorful Accent 1" w:uiPriority="52"/>
+    <w:lsdException w:name="List Table 1 Light Accent 2" w:uiPriority="46"/>
+    <w:lsdException w:name="List Table 2 Accent 2" w:uiPriority="47"/>
+    <w:lsdException w:name="List Table 3 Accent 2" w:uiPriority="48"/>
+    <w:lsdException w:name="List Table 4 Accent 2" w:uiPriority="49"/>
+    <w:lsdException w:name="List Table 5 Dark Accent 2" w:uiPriority="50"/>
+    <w:lsdException w:name="List Table 6 Colorful Accent 2" w:uiPriority="51"/>
+    <w:lsdException w:name="List Table 7 Colorful Accent 2" w:uiPriority="52"/>
+    <w:lsdException w:name="List Table 1 Light Accent 3" w:uiPriority="46"/>
+    <w:lsdException w:name="List Table 2 Accent 3" w:uiPriority="47"/>
+    <w:lsdException w:name="List Table 3 Accent 3" w:uiPriority="48"/>
+    <w:lsdException w:name="List Table 4 Accent 3" w:uiPriority="49"/>
+    <w:lsdException w:name="List Table 5 Dark Accent 3" w:uiPriority="50"/>
+    <w:lsdException w:name="List Table 6 Colorful Accent 3" w:uiPriority="51"/>
+    <w:lsdException w:name="List Table 7 Colorful Accent 3" w:uiPriority="52"/>
+    <w:lsdException w:name="List Table 1 Light Accent 4" w:uiPriority="46"/>
+    <w:lsdException w:name="List Table 2 Accent 4" w:uiPriority="47"/>
+    <w:lsdException w:name="List Table 3 Accent 4" w:uiPriority="48"/>
+    <w:lsdException w:name="List Table 4 Accent 4" w:uiPriority="49"/>
+    <w:lsdException w:name="List Table 5 Dark Accent 4" w:uiPriority="50"/>
+    <w:lsdException w:name="List Table 6 Colorful Accent 4" w:uiPriority="51"/>
+    <w:lsdException w:name="List Table 7 Colorful Accent 4" w:uiPriority="52"/>
+    <w:lsdException w:name="List Table 1 Light Accent 5" w:uiPriority="46"/>
+    <w:lsdException w:name="List Table 2 Accent 5" w:uiPriority="47"/>
+    <w:lsdException w:name="List Table 3 Accent 5" w:uiPriority="48"/>
+    <w:lsdException w:name="List Table 4 Accent 5" w:uiPriority="49"/>
+    <w:lsdException w:name="List Table 5 Dark Accent 5" w:uiPriority="50"/>
+    <w:lsdException w:name="List Table 6 Colorful Accent 5" w:uiPriority="51"/>
+    <w:lsdException w:name="List Table 7 Colorful Accent 5" w:uiPriority="52"/>
+    <w:lsdException w:name="List Table 1 Light Accent 6" w:uiPriority="46"/>
+    <w:lsdException w:name="List Table 2 Accent 6" w:uiPriority="47"/>
+    <w:lsdException w:name="List Table 3 Accent 6" w:uiPriority="48"/>
+    <w:lsdException w:name="List Table 4 Accent 6" w:uiPriority="49"/>
+    <w:lsdException w:name="List Table 5 Dark Accent 6" w:uiPriority="50"/>
+    <w:lsdException w:name="List Table 6 Colorful Accent 6" w:uiPriority="51"/>
+    <w:lsdException w:name="List Table 7 Colorful Accent 6" w:uiPriority="52"/>
+    <w:lsdException w:name="Mention" w:semiHidden="1" w:unhideWhenUsed="1"/>
+    <w:lsdException w:name="Smart Hyperlink" w:semiHidden="1" w:unhideWhenUsed="1"/>
+    <w:lsdException w:name="Hashtag" w:semiHidden="1" w:unhideWhenUsed="1"/>
+    <w:lsdException w:name="Unresolved Mention" w:semiHidden="1" w:unhideWhenUsed="1"/>
+    <w:lsdException w:name="Smart Link" w:semiHidden="1" w:unhideWhenUsed="1"/>
+  </w:latentStyles>
+  <w:style w:type="paragraph" w:default="1" w:styleId="Normal">
+    <w:name w:val="Normal"/>
+    <w:qFormat/>
+  </w:style>
+  <w:style w:type="paragraph" w:styleId="Heading1">
+    <w:name w:val="heading 1"/>
+    <w:uiPriority w:val="9"/>
+    <w:qFormat/>
+    <w:pPr>
+      <w:outlineLvl w:val="0"/>
+    </w:pPr>
+    <w:rPr>
+      <w:color w:val="2E74B5"/>
+      <w:sz w:val="32"/>
+      <w:szCs w:val="32"/>
+    </w:rPr>
+  </w:style>
+  <w:style w:type="paragraph" w:styleId="Heading2">
+    <w:name w:val="heading 2"/>
+    <w:uiPriority w:val="9"/>
+    <w:semiHidden/>
+    <w:unhideWhenUsed/>
+    <w:qFormat/>
+    <w:pPr>
+      <w:outlineLvl w:val="1"/>
+    </w:pPr>
+    <w:rPr>
+      <w:color w:val="2E74B5"/>
+      <w:sz w:val="26"/>
+      <w:szCs w:val="26"/>
+    </w:rPr>
+  </w:style>
+  <w:style w:type="paragraph" w:styleId="Heading3">
+    <w:name w:val="heading 3"/>
+    <w:uiPriority w:val="9"/>
+    <w:semiHidden/>
+    <w:unhideWhenUsed/>
+    <w:qFormat/>
+    <w:pPr>
+      <w:outlineLvl w:val="2"/>
+    </w:pPr>
+    <w:rPr>
+      <w:color w:val="1F4D78"/>
+      <w:sz w:val="24"/>
+      <w:szCs w:val="24"/>
+    </w:rPr>
+  </w:style>
+  <w:style w:type="paragraph" w:styleId="Heading4">
+    <w:name w:val="heading 4"/>
+    <w:uiPriority w:val="9"/>
+    <w:semiHidden/>
+    <w:unhideWhenUsed/>
+    <w:qFormat/>
+    <w:pPr>
+      <w:outlineLvl w:val="3"/>
+    </w:pPr>
+    <w:rPr>
+      <w:i/>
+      <w:iCs/>
+      <w:color w:val="2E74B5"/>
+    </w:rPr>
+  </w:style>
+  <w:style w:type="paragraph" w:styleId="Heading5">
+    <w:name w:val="heading 5"/>
+    <w:uiPriority w:val="9"/>
+    <w:semiHidden/>
+    <w:unhideWhenUsed/>
+    <w:qFormat/>
+    <w:pPr>
+      <w:outlineLvl w:val="4"/>
+    </w:pPr>
+    <w:rPr>
+      <w:color w:val="2E74B5"/>
+    </w:rPr>
+  </w:style>
+  <w:style w:type="paragraph" w:styleId="Heading6">
+    <w:name w:val="heading 6"/>
+    <w:uiPriority w:val="9"/>
+    <w:semiHidden/>
+    <w:unhideWhenUsed/>
+    <w:qFormat/>
+    <w:pPr>
+      <w:outlineLvl w:val="5"/>
+    </w:pPr>
+    <w:rPr>
+      <w:color w:val="1F4D78"/>
+    </w:rPr>
+  </w:style>
+  <w:style w:type="character" w:default="1" w:styleId="DefaultParagraphFont">
+    <w:name w:val="Default Paragraph Font"/>
+    <w:uiPriority w:val="1"/>
+    <w:semiHidden/>
+    <w:unhideWhenUsed/>
+  </w:style>
+  <w:style w:type="table" w:default="1" w:styleId="TableNormal">
+    <w:name w:val="Normal Table"/>
+    <w:uiPriority w:val="99"/>
+    <w:semiHidden/>
+    <w:unhideWhenUsed/>
+    <w:tblPr>
+      <w:tblInd w:w="0" w:type="dxa"/>
+      <w:tblCellMar>
+        <w:top w:w="0" w:type="dxa"/>
+        <w:left w:w="108" w:type="dxa"/>
+        <w:bottom w:w="0" w:type="dxa"/>
+        <w:right w:w="108" w:type="dxa"/>
+      </w:tblCellMar>
+    </w:tblPr>
+  </w:style>
+  <w:style w:type="numbering" w:default="1" w:styleId="NoList">
+    <w:name w:val="No List"/>
+    <w:uiPriority w:val="99"/>
+    <w:semiHidden/>
+    <w:unhideWhenUsed/>
+  </w:style>
   <w:style w:type="paragraph" w:styleId="Title">
     <w:name w:val="Title"/>
-    <w:basedOn w:val="Normal"/>
-    <w:next w:val="Normal"/>
+    <w:uiPriority w:val="10"/>
     <w:qFormat/>
     <w:rPr>
       <w:sz w:val="56"/>
       <w:szCs w:val="56"/>
     </w:rPr>
   </w:style>
-  <w:style w:type="paragraph" w:styleId="Heading1">
-    <w:name w:val="Heading 1"/>
-    <w:basedOn w:val="Normal"/>
-    <w:next w:val="Normal"/>
-    <w:qFormat/>
-    <w:rPr>
-      <w:color w:val="2E74B5"/>
-      <w:sz w:val="32"/>
-      <w:szCs w:val="32"/>
-    </w:rPr>
-  </w:style>
-  <w:style w:type="paragraph" w:styleId="Heading2">
-    <w:name w:val="Heading 2"/>
-    <w:basedOn w:val="Normal"/>
-    <w:next w:val="Normal"/>
-    <w:qFormat/>
-    <w:rPr>
-      <w:color w:val="2E74B5"/>
-      <w:sz w:val="26"/>
-      <w:szCs w:val="26"/>
-    </w:rPr>
-  </w:style>
-  <w:style w:type="paragraph" w:styleId="Heading3">
-    <w:name w:val="Heading 3"/>
-    <w:basedOn w:val="Normal"/>
-    <w:next w:val="Normal"/>
-    <w:qFormat/>
-    <w:rPr>
-      <w:color w:val="1F4D78"/>
-      <w:sz w:val="24"/>
-      <w:szCs w:val="24"/>
-    </w:rPr>
-  </w:style>
-  <w:style w:type="paragraph" w:styleId="Heading4">
-    <w:name w:val="Heading 4"/>
-    <w:basedOn w:val="Normal"/>
-    <w:next w:val="Normal"/>
-    <w:qFormat/>
-    <w:rPr>
-      <w:i/>
-      <w:iCs/>
-      <w:color w:val="2E74B5"/>
-    </w:rPr>
-  </w:style>
-  <w:style w:type="paragraph" w:styleId="Heading5">
-    <w:name w:val="Heading 5"/>
-    <w:basedOn w:val="Normal"/>
-    <w:next w:val="Normal"/>
-    <w:qFormat/>
-    <w:rPr>
-      <w:color w:val="2E74B5"/>
-    </w:rPr>
-  </w:style>
-  <w:style w:type="paragraph" w:styleId="Heading6">
-    <w:name w:val="Heading 6"/>
-    <w:basedOn w:val="Normal"/>
-    <w:next w:val="Normal"/>
-    <w:qFormat/>
-    <w:rPr>
-      <w:color w:val="1F4D78"/>
-    </w:rPr>
-  </w:style>
-  <w:style w:type="paragraph" w:styleId="Strong">
-    <w:name w:val="Strong"/>
-    <w:basedOn w:val="Normal"/>
-    <w:next w:val="Normal"/>
+  <w:style w:type="paragraph" w:customStyle="1" w:styleId="Strong1">
+    <w:name w:val="Strong1"/>
     <w:qFormat/>
     <w:rPr>
       <w:b/>
@@ -1021,12 +1388,10 @@
   </w:style>
   <w:style w:type="paragraph" w:styleId="ListParagraph">
     <w:name w:val="List Paragraph"/>
-    <w:basedOn w:val="Normal"/>
     <w:qFormat/>
   </w:style>
   <w:style w:type="character" w:styleId="Hyperlink">
     <w:name w:val="Hyperlink"/>
-    <w:basedOn w:val="DefaultParagraphFont"/>
     <w:uiPriority w:val="99"/>
     <w:unhideWhenUsed/>
     <w:rPr>
@@ -1036,7 +1401,6 @@
   </w:style>
   <w:style w:type="character" w:styleId="FootnoteReference">
     <w:name w:val="footnote reference"/>
-    <w:basedOn w:val="DefaultParagraphFont"/>
     <w:uiPriority w:val="99"/>
     <w:semiHidden/>
     <w:unhideWhenUsed/>
@@ -1046,22 +1410,13 @@
   </w:style>
   <w:style w:type="paragraph" w:styleId="FootnoteText">
     <w:name w:val="footnote text"/>
-    <w:basedOn w:val="Normal"/>
     <w:link w:val="FootnoteTextChar"/>
     <w:uiPriority w:val="99"/>
     <w:semiHidden/>
     <w:unhideWhenUsed/>
-    <w:pPr>
-      <w:spacing w:after="0" w:line="240" w:lineRule="auto"/>
-    </w:pPr>
-    <w:rPr>
-      <w:sz w:val="20"/>
-      <w:szCs w:val="20"/>
-    </w:rPr>
-  </w:style>
-  <w:style w:type="character" w:styleId="FootnoteTextChar">
+  </w:style>
+  <w:style w:type="character" w:customStyle="1" w:styleId="FootnoteTextChar">
     <w:name w:val="Footnote Text Char"/>
-    <w:basedOn w:val="DefaultParagraphFont"/>
     <w:link w:val="FootnoteText"/>
     <w:uiPriority w:val="99"/>
     <w:semiHidden/>
@@ -1073,7 +1428,6 @@
   </w:style>
   <w:style w:type="character" w:styleId="EndnoteReference">
     <w:name w:val="endnote reference"/>
-    <w:basedOn w:val="DefaultParagraphFont"/>
     <w:uiPriority w:val="99"/>
     <w:semiHidden/>
     <w:unhideWhenUsed/>
@@ -1083,22 +1437,13 @@
   </w:style>
   <w:style w:type="paragraph" w:styleId="EndnoteText">
     <w:name w:val="endnote text"/>
-    <w:basedOn w:val="Normal"/>
     <w:link w:val="EndnoteTextChar"/>
     <w:uiPriority w:val="99"/>
     <w:semiHidden/>
     <w:unhideWhenUsed/>
-    <w:pPr>
-      <w:spacing w:after="0" w:line="240" w:lineRule="auto"/>
-    </w:pPr>
-    <w:rPr>
-      <w:sz w:val="20"/>
-      <w:szCs w:val="20"/>
-    </w:rPr>
-  </w:style>
-  <w:style w:type="character" w:styleId="EndnoteTextChar">
+  </w:style>
+  <w:style w:type="character" w:customStyle="1" w:styleId="EndnoteTextChar">
     <w:name w:val="Endnote Text Char"/>
-    <w:basedOn w:val="DefaultParagraphFont"/>
     <w:link w:val="EndnoteText"/>
     <w:uiPriority w:val="99"/>
     <w:semiHidden/>
@@ -1108,5 +1453,342 @@
       <w:szCs w:val="20"/>
     </w:rPr>
   </w:style>
+  <w:style w:type="paragraph" w:styleId="Header">
+    <w:name w:val="header"/>
+    <w:basedOn w:val="Normal"/>
+    <w:link w:val="HeaderChar"/>
+    <w:uiPriority w:val="99"/>
+    <w:unhideWhenUsed/>
+    <w:rsid w:val="005771B3"/>
+    <w:pPr>
+      <w:tabs>
+        <w:tab w:val="center" w:pos="4513"/>
+        <w:tab w:val="right" w:pos="9026"/>
+      </w:tabs>
+    </w:pPr>
+  </w:style>
+  <w:style w:type="character" w:customStyle="1" w:styleId="HeaderChar">
+    <w:name w:val="Header Char"/>
+    <w:basedOn w:val="DefaultParagraphFont"/>
+    <w:link w:val="Header"/>
+    <w:uiPriority w:val="99"/>
+    <w:rsid w:val="005771B3"/>
+  </w:style>
+  <w:style w:type="paragraph" w:styleId="Footer">
+    <w:name w:val="footer"/>
+    <w:basedOn w:val="Normal"/>
+    <w:link w:val="FooterChar"/>
+    <w:uiPriority w:val="99"/>
+    <w:unhideWhenUsed/>
+    <w:rsid w:val="005771B3"/>
+    <w:pPr>
+      <w:tabs>
+        <w:tab w:val="center" w:pos="4513"/>
+        <w:tab w:val="right" w:pos="9026"/>
+      </w:tabs>
+    </w:pPr>
+  </w:style>
+  <w:style w:type="character" w:customStyle="1" w:styleId="FooterChar">
+    <w:name w:val="Footer Char"/>
+    <w:basedOn w:val="DefaultParagraphFont"/>
+    <w:link w:val="Footer"/>
+    <w:uiPriority w:val="99"/>
+    <w:rsid w:val="005771B3"/>
+  </w:style>
 </w:styles>
+</file>
+
+<file path=word/theme/theme1.xml><?xml version="1.0" encoding="utf-8"?>
+<a:theme xmlns:a="http://schemas.openxmlformats.org/drawingml/2006/main" name="Office Theme">
+  <a:themeElements>
+    <a:clrScheme name="Office">
+      <a:dk1>
+        <a:sysClr val="windowText" lastClr="000000"/>
+      </a:dk1>
+      <a:lt1>
+        <a:sysClr val="window" lastClr="FFFFFF"/>
+      </a:lt1>
+      <a:dk2>
+        <a:srgbClr val="44546A"/>
+      </a:dk2>
+      <a:lt2>
+        <a:srgbClr val="E7E6E6"/>
+      </a:lt2>
+      <a:accent1>
+        <a:srgbClr val="4472C4"/>
+      </a:accent1>
+      <a:accent2>
+        <a:srgbClr val="ED7D31"/>
+      </a:accent2>
+      <a:accent3>
+        <a:srgbClr val="A5A5A5"/>
+      </a:accent3>
+      <a:accent4>
+        <a:srgbClr val="FFC000"/>
+      </a:accent4>
+      <a:accent5>
+        <a:srgbClr val="5B9BD5"/>
+      </a:accent5>
+      <a:accent6>
+        <a:srgbClr val="70AD47"/>
+      </a:accent6>
+      <a:hlink>
+        <a:srgbClr val="0563C1"/>
+      </a:hlink>
+      <a:folHlink>
+        <a:srgbClr val="954F72"/>
+      </a:folHlink>
+    </a:clrScheme>
+    <a:fontScheme name="Office">
+      <a:majorFont>
+        <a:latin typeface="Calibri Light" panose="020F0302020204030204"/>
+        <a:ea typeface=""/>
+        <a:cs typeface=""/>
+        <a:font script="Jpan" typeface="游ゴシック Light"/>
+        <a:font script="Hang" typeface="맑은 고딕"/>
+        <a:font script="Hans" typeface="等线 Light"/>
+        <a:font script="Hant" typeface="新細明體"/>
+        <a:font script="Arab" typeface="Times New Roman"/>
+        <a:font script="Hebr" typeface="Times New Roman"/>
+        <a:font script="Thai" typeface="Angsana New"/>
+        <a:font script="Ethi" typeface="Nyala"/>
+        <a:font script="Beng" typeface="Vrinda"/>
+        <a:font script="Gujr" typeface="Shruti"/>
+        <a:font script="Khmr" typeface="MoolBoran"/>
+        <a:font script="Knda" typeface="Tunga"/>
+        <a:font script="Guru" typeface="Raavi"/>
+        <a:font script="Cans" typeface="Euphemia"/>
+        <a:font script="Cher" typeface="Plantagenet Cherokee"/>
+        <a:font script="Yiii" typeface="Microsoft Yi Baiti"/>
+        <a:font script="Tibt" typeface="Microsoft Himalaya"/>
+        <a:font script="Thaa" typeface="MV Boli"/>
+        <a:font script="Deva" typeface="Mangal"/>
+        <a:font script="Telu" typeface="Gautami"/>
+        <a:font script="Taml" typeface="Latha"/>
+        <a:font script="Syrc" typeface="Estrangelo Edessa"/>
+        <a:font script="Orya" typeface="Kalinga"/>
+        <a:font script="Mlym" typeface="Kartika"/>
+        <a:font script="Laoo" typeface="DokChampa"/>
+        <a:font script="Sinh" typeface="Iskoola Pota"/>
+        <a:font script="Mong" typeface="Mongolian Baiti"/>
+        <a:font script="Viet" typeface="Times New Roman"/>
+        <a:font script="Uigh" typeface="Microsoft Uighur"/>
+        <a:font script="Geor" typeface="Sylfaen"/>
+        <a:font script="Armn" typeface="Arial"/>
+        <a:font script="Bugi" typeface="Leelawadee UI"/>
+        <a:font script="Bopo" typeface="Microsoft JhengHei"/>
+        <a:font script="Java" typeface="Javanese Text"/>
+        <a:font script="Lisu" typeface="Segoe UI"/>
+        <a:font script="Mymr" typeface="Myanmar Text"/>
+        <a:font script="Nkoo" typeface="Ebrima"/>
+        <a:font script="Olck" typeface="Nirmala UI"/>
+        <a:font script="Osma" typeface="Ebrima"/>
+        <a:font script="Phag" typeface="Phagspa"/>
+        <a:font script="Syrn" typeface="Estrangelo Edessa"/>
+        <a:font script="Syrj" typeface="Estrangelo Edessa"/>
+        <a:font script="Syre" typeface="Estrangelo Edessa"/>
+        <a:font script="Sora" typeface="Nirmala UI"/>
+        <a:font script="Tale" typeface="Microsoft Tai Le"/>
+        <a:font script="Talu" typeface="Microsoft New Tai Lue"/>
+        <a:font script="Tfng" typeface="Ebrima"/>
+      </a:majorFont>
+      <a:minorFont>
+        <a:latin typeface="Calibri" panose="020F0502020204030204"/>
+        <a:ea typeface=""/>
+        <a:cs typeface=""/>
+        <a:font script="Jpan" typeface="游明朝"/>
+        <a:font script="Hang" typeface="맑은 고딕"/>
+        <a:font script="Hans" typeface="等线"/>
+        <a:font script="Hant" typeface="新細明體"/>
+        <a:font script="Arab" typeface="Arial"/>
+        <a:font script="Hebr" typeface="Arial"/>
+        <a:font script="Thai" typeface="Cordia New"/>
+        <a:font script="Ethi" typeface="Nyala"/>
+        <a:font script="Beng" typeface="Vrinda"/>
+        <a:font script="Gujr" typeface="Shruti"/>
+        <a:font script="Khmr" typeface="DaunPenh"/>
+        <a:font script="Knda" typeface="Tunga"/>
+        <a:font script="Guru" typeface="Raavi"/>
+        <a:font script="Cans" typeface="Euphemia"/>
+        <a:font script="Cher" typeface="Plantagenet Cherokee"/>
+        <a:font script="Yiii" typeface="Microsoft Yi Baiti"/>
+        <a:font script="Tibt" typeface="Microsoft Himalaya"/>
+        <a:font script="Thaa" typeface="MV Boli"/>
+        <a:font script="Deva" typeface="Mangal"/>
+        <a:font script="Telu" typeface="Gautami"/>
+        <a:font script="Taml" typeface="Latha"/>
+        <a:font script="Syrc" typeface="Estrangelo Edessa"/>
+        <a:font script="Orya" typeface="Kalinga"/>
+        <a:font script="Mlym" typeface="Kartika"/>
+        <a:font script="Laoo" typeface="DokChampa"/>
+        <a:font script="Sinh" typeface="Iskoola Pota"/>
+        <a:font script="Mong" typeface="Mongolian Baiti"/>
+        <a:font script="Viet" typeface="Arial"/>
+        <a:font script="Uigh" typeface="Microsoft Uighur"/>
+        <a:font script="Geor" typeface="Sylfaen"/>
+        <a:font script="Armn" typeface="Arial"/>
+        <a:font script="Bugi" typeface="Leelawadee UI"/>
+        <a:font script="Bopo" typeface="Microsoft JhengHei"/>
+        <a:font script="Java" typeface="Javanese Text"/>
+        <a:font script="Lisu" typeface="Segoe UI"/>
+        <a:font script="Mymr" typeface="Myanmar Text"/>
+        <a:font script="Nkoo" typeface="Ebrima"/>
+        <a:font script="Olck" typeface="Nirmala UI"/>
+        <a:font script="Osma" typeface="Ebrima"/>
+        <a:font script="Phag" typeface="Phagspa"/>
+        <a:font script="Syrn" typeface="Estrangelo Edessa"/>
+        <a:font script="Syrj" typeface="Estrangelo Edessa"/>
+        <a:font script="Syre" typeface="Estrangelo Edessa"/>
+        <a:font script="Sora" typeface="Nirmala UI"/>
+        <a:font script="Tale" typeface="Microsoft Tai Le"/>
+        <a:font script="Talu" typeface="Microsoft New Tai Lue"/>
+        <a:font script="Tfng" typeface="Ebrima"/>
+      </a:minorFont>
+    </a:fontScheme>
+    <a:fmtScheme name="Office">
+      <a:fillStyleLst>
+        <a:solidFill>
+          <a:schemeClr val="phClr"/>
+        </a:solidFill>
+        <a:gradFill rotWithShape="1">
+          <a:gsLst>
+            <a:gs pos="0">
+              <a:schemeClr val="phClr">
+                <a:lumMod val="110000"/>
+                <a:satMod val="105000"/>
+                <a:tint val="67000"/>
+              </a:schemeClr>
+            </a:gs>
+            <a:gs pos="50000">
+              <a:schemeClr val="phClr">
+                <a:lumMod val="105000"/>
+                <a:satMod val="103000"/>
+                <a:tint val="73000"/>
+              </a:schemeClr>
+            </a:gs>
+            <a:gs pos="100000">
+              <a:schemeClr val="phClr">
+                <a:lumMod val="105000"/>
+                <a:satMod val="109000"/>
+                <a:tint val="81000"/>
+              </a:schemeClr>
+            </a:gs>
+          </a:gsLst>
+          <a:lin ang="5400000" scaled="0"/>
+        </a:gradFill>
+        <a:gradFill rotWithShape="1">
+          <a:gsLst>
+            <a:gs pos="0">
+              <a:schemeClr val="phClr">
+                <a:satMod val="103000"/>
+                <a:lumMod val="102000"/>
+                <a:tint val="94000"/>
+              </a:schemeClr>
+            </a:gs>
+            <a:gs pos="50000">
+              <a:schemeClr val="phClr">
+                <a:satMod val="110000"/>
+                <a:lumMod val="100000"/>
+                <a:shade val="100000"/>
+              </a:schemeClr>
+            </a:gs>
+            <a:gs pos="100000">
+              <a:schemeClr val="phClr">
+                <a:lumMod val="99000"/>
+                <a:satMod val="120000"/>
+                <a:shade val="78000"/>
+              </a:schemeClr>
+            </a:gs>
+          </a:gsLst>
+          <a:lin ang="5400000" scaled="0"/>
+        </a:gradFill>
+      </a:fillStyleLst>
+      <a:lnStyleLst>
+        <a:ln w="6350" cap="flat" cmpd="sng" algn="ctr">
+          <a:solidFill>
+            <a:schemeClr val="phClr"/>
+          </a:solidFill>
+          <a:prstDash val="solid"/>
+          <a:miter lim="800000"/>
+        </a:ln>
+        <a:ln w="12700" cap="flat" cmpd="sng" algn="ctr">
+          <a:solidFill>
+            <a:schemeClr val="phClr"/>
+          </a:solidFill>
+          <a:prstDash val="solid"/>
+          <a:miter lim="800000"/>
+        </a:ln>
+        <a:ln w="19050" cap="flat" cmpd="sng" algn="ctr">
+          <a:solidFill>
+            <a:schemeClr val="phClr"/>
+          </a:solidFill>
+          <a:prstDash val="solid"/>
+          <a:miter lim="800000"/>
+        </a:ln>
+      </a:lnStyleLst>
+      <a:effectStyleLst>
+        <a:effectStyle>
+          <a:effectLst/>
+        </a:effectStyle>
+        <a:effectStyle>
+          <a:effectLst/>
+        </a:effectStyle>
+        <a:effectStyle>
+          <a:effectLst>
+            <a:outerShdw blurRad="57150" dist="19050" dir="5400000" algn="ctr" rotWithShape="0">
+              <a:srgbClr val="000000">
+                <a:alpha val="63000"/>
+              </a:srgbClr>
+            </a:outerShdw>
+          </a:effectLst>
+        </a:effectStyle>
+      </a:effectStyleLst>
+      <a:bgFillStyleLst>
+        <a:solidFill>
+          <a:schemeClr val="phClr"/>
+        </a:solidFill>
+        <a:solidFill>
+          <a:schemeClr val="phClr">
+            <a:tint val="95000"/>
+            <a:satMod val="170000"/>
+          </a:schemeClr>
+        </a:solidFill>
+        <a:gradFill rotWithShape="1">
+          <a:gsLst>
+            <a:gs pos="0">
+              <a:schemeClr val="phClr">
+                <a:tint val="93000"/>
+                <a:satMod val="150000"/>
+                <a:shade val="98000"/>
+                <a:lumMod val="102000"/>
+              </a:schemeClr>
+            </a:gs>
+            <a:gs pos="50000">
+              <a:schemeClr val="phClr">
+                <a:tint val="98000"/>
+                <a:satMod val="130000"/>
+                <a:shade val="90000"/>
+                <a:lumMod val="103000"/>
+              </a:schemeClr>
+            </a:gs>
+            <a:gs pos="100000">
+              <a:schemeClr val="phClr">
+                <a:shade val="63000"/>
+                <a:satMod val="120000"/>
+              </a:schemeClr>
+            </a:gs>
+          </a:gsLst>
+          <a:lin ang="5400000" scaled="0"/>
+        </a:gradFill>
+      </a:bgFillStyleLst>
+    </a:fmtScheme>
+  </a:themeElements>
+  <a:objectDefaults/>
+  <a:extraClrSchemeLst/>
+  <a:extLst>
+    <a:ext uri="{05A4C25C-085E-4340-85A3-A5531E510DB2}">
+      <thm15:themeFamily xmlns:thm15="http://schemas.microsoft.com/office/thememl/2012/main" name="Office Theme" id="{62F939B6-93AF-4DB8-9C6B-D6C7DFDC589F}" vid="{4A3C46E8-61CC-4603-A589-7422A47A8E4A}"/>
+    </a:ext>
+  </a:extLst>
+</a:theme>
 </file>